--- a/synexo/Synapep_Master_Dossier.docx
+++ b/synexo/Synapep_Master_Dossier.docx
@@ -95,6 +95,17 @@
         <w:rPr>
           <w:sz w:val="22"/>
         </w:rPr>
+        <w:t>Model Clarification (exosome &amp; synthetic-biotech)</w:t>
+      </w:r>
+    </w:p>
+    <w:p>
+      <w:pPr>
+        <w:pStyle w:val="ListNumber"/>
+      </w:pPr>
+      <w:r>
+        <w:rPr>
+          <w:sz w:val="22"/>
+        </w:rPr>
         <w:t>Financial Model</w:t>
       </w:r>
     </w:p>
@@ -234,117 +245,130 @@
           <w:b/>
           <w:sz w:val="21"/>
         </w:rPr>
-        <w:t>Synapep</w:t>
-      </w:r>
-      <w:r>
-        <w:rPr>
-          <w:sz w:val="21"/>
-        </w:rPr>
-        <w:t xml:space="preserve"> delivers </w:t>
+        <w:t>Synapep Labs</w:t>
+      </w:r>
+      <w:r>
+        <w:rPr>
+          <w:sz w:val="21"/>
+        </w:rPr>
+        <w:t xml:space="preserve"> is a </w:t>
       </w:r>
       <w:r>
         <w:rPr>
           <w:b/>
           <w:sz w:val="21"/>
         </w:rPr>
-        <w:t>AI-personalised regenerative aesthetic treatments</w:t>
-      </w:r>
-      <w:r>
-        <w:rPr>
-          <w:sz w:val="21"/>
-        </w:rPr>
-        <w:t xml:space="preserve">. Physicians use </w:t>
+        <w:t>physician co-development lab</w:t>
+      </w:r>
+      <w:r>
+        <w:rPr>
+          <w:sz w:val="21"/>
+        </w:rPr>
+        <w:t xml:space="preserve"> for regenerative aesthetic medicine. Elite, globally competitive </w:t>
       </w:r>
       <w:r>
         <w:rPr>
           <w:b/>
           <w:sz w:val="21"/>
         </w:rPr>
+        <w:t>Korean aesthetic doctors</w:t>
+      </w:r>
+      <w:r>
+        <w:rPr>
+          <w:sz w:val="21"/>
+        </w:rPr>
+        <w:t xml:space="preserve"> bring their clinical experience into the lab and </w:t>
+      </w:r>
+      <w:r>
+        <w:rPr>
+          <w:b/>
+          <w:sz w:val="21"/>
+        </w:rPr>
+        <w:t>co-design purpose-built products</w:t>
+      </w:r>
+      <w:r>
+        <w:rPr>
+          <w:sz w:val="21"/>
+        </w:rPr>
+        <w:t xml:space="preserve"> — personalised to the </w:t>
+      </w:r>
+      <w:r>
+        <w:rPr>
+          <w:b/>
+          <w:sz w:val="21"/>
+        </w:rPr>
+        <w:t>physician's clinical purpose/case, not the individual patient</w:t>
+      </w:r>
+      <w:r>
+        <w:rPr>
+          <w:sz w:val="21"/>
+        </w:rPr>
+        <w:t xml:space="preserve">. Each design is powered by </w:t>
+      </w:r>
+      <w:r>
+        <w:rPr>
+          <w:b/>
+          <w:sz w:val="21"/>
+        </w:rPr>
         <w:t>CodeLife.AI</w:t>
       </w:r>
       <w:r>
         <w:rPr>
           <w:sz w:val="21"/>
         </w:rPr>
-        <w:t xml:space="preserve"> — a proprietary aesthetic-medicine model — to configure peptide-based </w:t>
+        <w:t xml:space="preserve"> (a proprietary aesthetic-medicine model) and the </w:t>
       </w:r>
       <w:r>
         <w:rPr>
           <w:b/>
           <w:sz w:val="21"/>
         </w:rPr>
-        <w:t>microneedling</w:t>
-      </w:r>
-      <w:r>
-        <w:rPr>
-          <w:sz w:val="21"/>
-        </w:rPr>
-        <w:t xml:space="preserve"> and </w:t>
+        <w:t>IT-EXO®</w:t>
+      </w:r>
+      <w:r>
+        <w:rPr>
+          <w:sz w:val="21"/>
+        </w:rPr>
+        <w:t xml:space="preserve"> (immune-tolerant exosome) and </w:t>
       </w:r>
       <w:r>
         <w:rPr>
           <w:b/>
           <w:sz w:val="21"/>
         </w:rPr>
-        <w:t>intramuscular (IM)</w:t>
-      </w:r>
-      <w:r>
-        <w:rPr>
-          <w:sz w:val="21"/>
-        </w:rPr>
-        <w:t xml:space="preserve"> treatment </w:t>
+        <w:t>SynExo</w:t>
+      </w:r>
+      <w:r>
+        <w:rPr>
+          <w:sz w:val="21"/>
+        </w:rPr>
+        <w:t xml:space="preserve"> (synthetic recombinant exosome) platforms, delivered through an applicator </w:t>
       </w:r>
       <w:r>
         <w:rPr>
           <w:b/>
           <w:sz w:val="21"/>
         </w:rPr>
-        <w:t>kits</w:t>
-      </w:r>
-      <w:r>
-        <w:rPr>
-          <w:sz w:val="21"/>
-        </w:rPr>
-        <w:t xml:space="preserve"> to each clinical purpose, delivered as </w:t>
+        <w:t>device</w:t>
+      </w:r>
+      <w:r>
+        <w:rPr>
+          <w:sz w:val="21"/>
+        </w:rPr>
+        <w:t xml:space="preserve"> plus physician-personalised </w:t>
       </w:r>
       <w:r>
         <w:rPr>
           <w:b/>
           <w:sz w:val="21"/>
         </w:rPr>
-        <w:t>registered medical devices</w:t>
-      </w:r>
-      <w:r>
-        <w:rPr>
-          <w:sz w:val="21"/>
-        </w:rPr>
-        <w:t xml:space="preserve"> and powered by </w:t>
-      </w:r>
-      <w:r>
-        <w:rPr>
-          <w:b/>
-          <w:sz w:val="21"/>
-        </w:rPr>
-        <w:t>IT-EXO®</w:t>
-      </w:r>
-      <w:r>
-        <w:rPr>
-          <w:sz w:val="21"/>
-        </w:rPr>
-        <w:t xml:space="preserve"> (immune-tolerant stealth exosomes) and </w:t>
-      </w:r>
-      <w:r>
-        <w:rPr>
-          <w:b/>
-          <w:sz w:val="21"/>
-        </w:rPr>
-        <w:t>SynExo</w:t>
-      </w:r>
-      <w:r>
-        <w:rPr>
-          <w:sz w:val="21"/>
-        </w:rPr>
-        <w:t xml:space="preserve"> (synthetic recombinant exosomes).</w:t>
+        <w:t>treatment kits</w:t>
+      </w:r>
+      <w:r>
+        <w:rPr>
+          <w:sz w:val="21"/>
+        </w:rPr>
+        <w:t>.</w:t>
       </w:r>
     </w:p>
     <w:p>
@@ -355,79 +379,131 @@
         <w:rPr>
           <w:sz w:val="21"/>
         </w:rPr>
-        <w:t xml:space="preserve">The wedge is a </w:t>
+        <w:t xml:space="preserve">The company runs on </w:t>
       </w:r>
       <w:r>
         <w:rPr>
           <w:b/>
           <w:sz w:val="21"/>
         </w:rPr>
+        <w:t>two co-equal moats</w:t>
+      </w:r>
+      <w:r>
+        <w:rPr>
+          <w:sz w:val="21"/>
+        </w:rPr>
+        <w:t xml:space="preserve">: (A) an </w:t>
+      </w:r>
+      <w:r>
+        <w:rPr>
+          <w:b/>
+          <w:sz w:val="21"/>
+        </w:rPr>
+        <w:t>AI engine + compounding data flywheel</w:t>
+      </w:r>
+      <w:r>
+        <w:rPr>
+          <w:sz w:val="21"/>
+        </w:rPr>
+        <w:t xml:space="preserve"> — peptides engineered to </w:t>
+      </w:r>
+      <w:r>
+        <w:rPr>
+          <w:b/>
+          <w:sz w:val="21"/>
+        </w:rPr>
+        <w:t>outperform generalised products</w:t>
+      </w:r>
+      <w:r>
+        <w:rPr>
+          <w:sz w:val="21"/>
+        </w:rPr>
+        <w:t xml:space="preserve">, validated by proprietary AI quality/analytics; and (B) a </w:t>
+      </w:r>
+      <w:r>
+        <w:rPr>
+          <w:b/>
+          <w:sz w:val="21"/>
+        </w:rPr>
+        <w:t>physician co-development engine</w:t>
+      </w:r>
+      <w:r>
+        <w:rPr>
+          <w:sz w:val="21"/>
+        </w:rPr>
+        <w:t xml:space="preserve"> — elite Korean KOLs plus a </w:t>
+      </w:r>
+      <w:r>
+        <w:rPr>
+          <w:b/>
+          <w:sz w:val="21"/>
+        </w:rPr>
+        <w:t>fast/low-cost regulatory "modification engine"</w:t>
+      </w:r>
+      <w:r>
+        <w:rPr>
+          <w:sz w:val="21"/>
+        </w:rPr>
+        <w:t xml:space="preserve"> that turns each doctor's request into a </w:t>
+      </w:r>
+      <w:r>
+        <w:rPr>
+          <w:b/>
+          <w:sz w:val="21"/>
+        </w:rPr>
+        <w:t>registered SKU</w:t>
+      </w:r>
+      <w:r>
+        <w:rPr>
+          <w:sz w:val="21"/>
+        </w:rPr>
+        <w:t xml:space="preserve">, and a </w:t>
+      </w:r>
+      <w:r>
+        <w:rPr>
+          <w:b/>
+          <w:sz w:val="21"/>
+        </w:rPr>
+        <w:t>compliance-first benefit-sharing flywheel</w:t>
+      </w:r>
+      <w:r>
+        <w:rPr>
+          <w:sz w:val="21"/>
+        </w:rPr>
+        <w:t xml:space="preserve"> in which the inventing physician champions the product to peers. The wedge is </w:t>
+      </w:r>
+      <w:r>
+        <w:rPr>
+          <w:b/>
+          <w:sz w:val="21"/>
+        </w:rPr>
         <w:t>razor-and-blades</w:t>
       </w:r>
       <w:r>
         <w:rPr>
           <w:sz w:val="21"/>
         </w:rPr>
-        <w:t xml:space="preserve"> business: an applicator </w:t>
+        <w:t xml:space="preserve"> (applicator device + recurring kits, ~$30–35 ex-factory); the long-run vision is a </w:t>
       </w:r>
       <w:r>
         <w:rPr>
           <w:b/>
           <w:sz w:val="21"/>
         </w:rPr>
-        <w:t>device</w:t>
-      </w:r>
-      <w:r>
-        <w:rPr>
-          <w:sz w:val="21"/>
-        </w:rPr>
-        <w:t xml:space="preserve"> placed in clinics plus recurring </w:t>
+        <w:t>data-science company in aesthetic medicine</w:t>
+      </w:r>
+      <w:r>
+        <w:rPr>
+          <w:sz w:val="21"/>
+        </w:rPr>
+        <w:t xml:space="preserve"> sitting on a </w:t>
       </w:r>
       <w:r>
         <w:rPr>
           <w:b/>
           <w:sz w:val="21"/>
         </w:rPr>
-        <w:t>personalised kits</w:t>
-      </w:r>
-      <w:r>
-        <w:rPr>
-          <w:sz w:val="21"/>
-        </w:rPr>
-        <w:t xml:space="preserve"> (~$30–35 ex-factory). The durable asset is the </w:t>
-      </w:r>
-      <w:r>
-        <w:rPr>
-          <w:b/>
-          <w:sz w:val="21"/>
-        </w:rPr>
-        <w:t>AI engine and the data it compounds</w:t>
-      </w:r>
-      <w:r>
-        <w:rPr>
-          <w:sz w:val="21"/>
-        </w:rPr>
-        <w:t xml:space="preserve"> — peptides engineered to </w:t>
-      </w:r>
-      <w:r>
-        <w:rPr>
-          <w:b/>
-          <w:sz w:val="21"/>
-        </w:rPr>
-        <w:t>outperform generalised products</w:t>
-      </w:r>
-      <w:r>
-        <w:rPr>
-          <w:sz w:val="21"/>
-        </w:rPr>
-        <w:t xml:space="preserve">, validated by proprietary AI quality/analytics tools. The long-run vision is a </w:t>
-      </w:r>
-      <w:r>
-        <w:rPr>
-          <w:b/>
-          <w:sz w:val="21"/>
-        </w:rPr>
-        <w:t>data-science company in aesthetic medicine built on our own large model</w:t>
+        <w:t>portfolio of doctor-originated SKUs</w:t>
       </w:r>
       <w:r>
         <w:rPr>
@@ -471,46 +547,59 @@
         <w:rPr>
           <w:sz w:val="21"/>
         </w:rPr>
-        <w:t xml:space="preserve"> Korea MFDS </w:t>
+        <w:t xml:space="preserve"> a </w:t>
       </w:r>
       <w:r>
         <w:rPr>
           <w:b/>
           <w:sz w:val="21"/>
         </w:rPr>
-        <w:t>"modified device"</w:t>
-      </w:r>
-      <w:r>
-        <w:rPr>
-          <w:sz w:val="21"/>
-        </w:rPr>
-        <w:t xml:space="preserve"> path (~3 months), then Hong Kong's light </w:t>
+        <w:t>modification engine</w:t>
+      </w:r>
+      <w:r>
+        <w:rPr>
+          <w:sz w:val="21"/>
+        </w:rPr>
+        <w:t xml:space="preserve"> — minor changes to an approved product on Korea's improved-device / </w:t>
       </w:r>
       <w:r>
         <w:rPr>
           <w:b/>
           <w:sz w:val="21"/>
         </w:rPr>
-        <w:t>MDACS</w:t>
-      </w:r>
-      <w:r>
-        <w:rPr>
-          <w:sz w:val="21"/>
-        </w:rPr>
-        <w:t xml:space="preserve"> voluntary listing. Personalised by </w:t>
+        <w:t>negative-list</w:t>
+      </w:r>
+      <w:r>
+        <w:rPr>
+          <w:sz w:val="21"/>
+        </w:rPr>
+        <w:t xml:space="preserve"> regime and functional-cosmetic/quasi-drug routes (company target: </w:t>
       </w:r>
       <w:r>
         <w:rPr>
           <w:b/>
           <w:sz w:val="21"/>
         </w:rPr>
-        <w:t>purpose, not per individual</w:t>
-      </w:r>
-      <w:r>
-        <w:rPr>
-          <w:sz w:val="21"/>
-        </w:rPr>
-        <w:t>.</w:t>
+        <w:t>&lt;3% formulation change, ~3-month cycle, &lt;$30K per SKU</w:t>
+      </w:r>
+      <w:r>
+        <w:rPr>
+          <w:sz w:val="21"/>
+        </w:rPr>
+        <w:t xml:space="preserve">). In ~6 months → a portfolio of </w:t>
+      </w:r>
+      <w:r>
+        <w:rPr>
+          <w:b/>
+          <w:sz w:val="21"/>
+        </w:rPr>
+        <w:t>~20 registered SKUs</w:t>
+      </w:r>
+      <w:r>
+        <w:rPr>
+          <w:sz w:val="21"/>
+        </w:rPr>
+        <w:t>, sellable across KFDA-recognising Asian markets.</w:t>
       </w:r>
     </w:p>
     <w:p>
@@ -640,7 +729,7 @@
         <w:pStyle w:val="Heading2"/>
       </w:pPr>
       <w:r>
-        <w:t>2. The opportunity &amp; the AI moat</w:t>
+        <w:t>2. Two co-equal moats</w:t>
       </w:r>
     </w:p>
     <w:p>
@@ -651,7 +740,121 @@
         <w:rPr>
           <w:sz w:val="21"/>
         </w:rPr>
-        <w:t>Three pillars — the AI pillar is the spine; devices/kits are the wedge and the data-capture layer.</w:t>
+        <w:t xml:space="preserve">Synapep Labs is defensible on </w:t>
+      </w:r>
+      <w:r>
+        <w:rPr>
+          <w:b/>
+          <w:sz w:val="21"/>
+        </w:rPr>
+        <w:t>two fronts at once</w:t>
+      </w:r>
+      <w:r>
+        <w:rPr>
+          <w:sz w:val="21"/>
+        </w:rPr>
+        <w:t xml:space="preserve"> — an AI/data moat *and* a physician-network + regulatory-process moat. Either alone is copyable; together they compound.</w:t>
+      </w:r>
+    </w:p>
+    <w:p>
+      <w:pPr>
+        <w:spacing w:after="120"/>
+      </w:pPr>
+      <w:r>
+        <w:rPr>
+          <w:b/>
+          <w:sz w:val="21"/>
+        </w:rPr>
+        <w:t>Moat A — AI engine &amp; data flywheel.</w:t>
+      </w:r>
+      <w:r>
+        <w:rPr>
+          <w:sz w:val="21"/>
+        </w:rPr>
+        <w:t xml:space="preserve"> CodeLife.AI designs personalised peptides engineered to </w:t>
+      </w:r>
+      <w:r>
+        <w:rPr>
+          <w:b/>
+          <w:sz w:val="21"/>
+        </w:rPr>
+        <w:t>outperform</w:t>
+      </w:r>
+      <w:r>
+        <w:rPr>
+          <w:sz w:val="21"/>
+        </w:rPr>
+        <w:t xml:space="preserve"> generalised, off-the-shelf products (the differentiator is *performance*, not just personalisation). A proprietary </w:t>
+      </w:r>
+      <w:r>
+        <w:rPr>
+          <w:b/>
+          <w:sz w:val="21"/>
+        </w:rPr>
+        <w:t>AI quality-&amp;-analytics suite</w:t>
+      </w:r>
+      <w:r>
+        <w:rPr>
+          <w:sz w:val="21"/>
+        </w:rPr>
+        <w:t xml:space="preserve"> validates every batch/variant and improves the model from each treatment — a compounding </w:t>
+      </w:r>
+      <w:r>
+        <w:rPr>
+          <w:b/>
+          <w:sz w:val="21"/>
+        </w:rPr>
+        <w:t>data flywheel</w:t>
+      </w:r>
+      <w:r>
+        <w:rPr>
+          <w:sz w:val="21"/>
+        </w:rPr>
+        <w:t xml:space="preserve"> (inputs/outcomes → better model → better peptides). Built as physician decision-support within a cleared envelope to manage SaMD exposure. The dataset, not the code, is the durable asset.</w:t>
+      </w:r>
+    </w:p>
+    <w:p>
+      <w:pPr>
+        <w:spacing w:after="120"/>
+      </w:pPr>
+      <w:r>
+        <w:rPr>
+          <w:b/>
+          <w:sz w:val="21"/>
+        </w:rPr>
+        <w:t>Moat B — Physician co-development engine.</w:t>
+      </w:r>
+      <w:r>
+        <w:rPr>
+          <w:sz w:val="21"/>
+        </w:rPr>
+        <w:t xml:space="preserve"> Elite Korean KOLs + a fast/cheap </w:t>
+      </w:r>
+      <w:r>
+        <w:rPr>
+          <w:b/>
+          <w:sz w:val="21"/>
+        </w:rPr>
+        <w:t>regulatory modification engine</w:t>
+      </w:r>
+      <w:r>
+        <w:rPr>
+          <w:sz w:val="21"/>
+        </w:rPr>
+        <w:t xml:space="preserve"> + a </w:t>
+      </w:r>
+      <w:r>
+        <w:rPr>
+          <w:b/>
+          <w:sz w:val="21"/>
+        </w:rPr>
+        <w:t>compliance-first benefit-sharing flywheel</w:t>
+      </w:r>
+      <w:r>
+        <w:rPr>
+          <w:sz w:val="21"/>
+        </w:rPr>
+        <w:t xml:space="preserve"> (see §2b). Hard to copy because it is a *relationship and process* asset, not just a formulation.</w:t>
       </w:r>
     </w:p>
     <w:p>
@@ -664,52 +867,39 @@
           <w:b/>
           <w:sz w:val="21"/>
         </w:rPr>
-        <w:t>Pillar 1 — AI engine &amp; data flywheel (the moat).</w:t>
-      </w:r>
-      <w:r>
-        <w:rPr>
-          <w:sz w:val="21"/>
-        </w:rPr>
-        <w:t xml:space="preserve"> CodeLife.AI designs personalised peptides engineered to </w:t>
+        <w:t>Revenue wedge:</w:t>
+      </w:r>
+      <w:r>
+        <w:rPr>
+          <w:sz w:val="21"/>
+        </w:rPr>
+        <w:t xml:space="preserve"> applicator </w:t>
       </w:r>
       <w:r>
         <w:rPr>
           <w:b/>
           <w:sz w:val="21"/>
         </w:rPr>
-        <w:t>outperform</w:t>
-      </w:r>
-      <w:r>
-        <w:rPr>
-          <w:sz w:val="21"/>
-        </w:rPr>
-        <w:t xml:space="preserve"> generalised, off-the-shelf products (the differentiator is *performance*, not just personalisation). A proprietary </w:t>
+        <w:t>device</w:t>
+      </w:r>
+      <w:r>
+        <w:rPr>
+          <w:sz w:val="21"/>
+        </w:rPr>
+        <w:t xml:space="preserve"> + recurring personalised </w:t>
       </w:r>
       <w:r>
         <w:rPr>
           <w:b/>
           <w:sz w:val="21"/>
         </w:rPr>
-        <w:t>AI quality-&amp;-analytics suite</w:t>
-      </w:r>
-      <w:r>
-        <w:rPr>
-          <w:sz w:val="21"/>
-        </w:rPr>
-        <w:t xml:space="preserve"> validates every batch/variant and improves the model from each treatment — a compounding </w:t>
-      </w:r>
-      <w:r>
-        <w:rPr>
-          <w:b/>
-          <w:sz w:val="21"/>
-        </w:rPr>
-        <w:t>data flywheel</w:t>
-      </w:r>
-      <w:r>
-        <w:rPr>
-          <w:sz w:val="21"/>
-        </w:rPr>
-        <w:t xml:space="preserve"> (inputs/outcomes → better model → better peptides). Built as physician decision-support within a cleared envelope to manage SaMD exposure.</w:t>
+        <w:t>kits</w:t>
+      </w:r>
+      <w:r>
+        <w:rPr>
+          <w:sz w:val="21"/>
+        </w:rPr>
+        <w:t>, configured within an approved device/SKU family — the data-capture layer for Moat A.</w:t>
       </w:r>
     </w:p>
     <w:p>
@@ -722,32 +912,13 @@
           <w:b/>
           <w:sz w:val="21"/>
         </w:rPr>
-        <w:t>Pillar 2 — Devices &amp; kits (revenue wedge + data capture).</w:t>
-      </w:r>
-      <w:r>
-        <w:rPr>
-          <w:sz w:val="21"/>
-        </w:rPr>
-        <w:t xml:space="preserve"> Applicator device + recurring personalised kits, CodeLife-configured within an approved device family.</w:t>
-      </w:r>
-    </w:p>
-    <w:p>
-      <w:pPr>
-        <w:pStyle w:val="ListBullet"/>
-        <w:spacing w:after="60"/>
-      </w:pPr>
-      <w:r>
-        <w:rPr>
-          <w:b/>
-          <w:sz w:val="21"/>
-        </w:rPr>
-        <w:t>Pillar 3 — Data monetisation (future upside).</w:t>
-      </w:r>
-      <w:r>
-        <w:rPr>
-          <w:sz w:val="21"/>
-        </w:rPr>
-        <w:t xml:space="preserve"> Licensing the model/insights, physician outcome analytics, R&amp;D partnerships — the institutional-AI-investor story; not in the base P&amp;L.</w:t>
+        <w:t>Future upside (not in base P&amp;L):</w:t>
+      </w:r>
+      <w:r>
+        <w:rPr>
+          <w:sz w:val="21"/>
+        </w:rPr>
+        <w:t xml:space="preserve"> licensing the model/insights, physician outcome analytics, R&amp;D partnerships — the institutional-AI-investor story.</w:t>
       </w:r>
     </w:p>
     <w:p>
@@ -778,7 +949,266 @@
         <w:rPr>
           <w:sz w:val="21"/>
         </w:rPr>
-        <w:t xml:space="preserve"> beside (not replacing) HA fillers and botox — which remain ~$5–6.5B and still growing.</w:t>
+        <w:t xml:space="preserve"> beside (not replacing) HA fillers and botox — which remain ~$5–6.5B and still growing. See </w:t>
+      </w:r>
+      <w:r>
+        <w:rPr>
+          <w:rFonts w:ascii="Consolas" w:hAnsi="Consolas"/>
+          <w:color w:val="803A00"/>
+          <w:sz w:val="21"/>
+        </w:rPr>
+        <w:t>model-clarification.md</w:t>
+      </w:r>
+      <w:r>
+        <w:rPr>
+          <w:sz w:val="21"/>
+        </w:rPr>
+        <w:t xml:space="preserve"> for how the model maps to the exosome / synthetic-biotech aesthetics landscape and its regulatory reality.</w:t>
+      </w:r>
+    </w:p>
+    <w:p>
+      <w:pPr>
+        <w:pStyle w:val="Heading2"/>
+      </w:pPr>
+      <w:r>
+        <w:t>2b. The Synapep Labs model — three engines</w:t>
+      </w:r>
+    </w:p>
+    <w:p>
+      <w:pPr>
+        <w:spacing w:after="120"/>
+      </w:pPr>
+      <w:r>
+        <w:rPr>
+          <w:b/>
+          <w:sz w:val="21"/>
+        </w:rPr>
+        <w:t>Engine 1 — KOL co-development lab (doctor-personalised, not patient-personalised).</w:t>
+      </w:r>
+      <w:r>
+        <w:rPr>
+          <w:sz w:val="21"/>
+        </w:rPr>
+        <w:t xml:space="preserve"> Korea's aesthetic physicians are world-class and intensely competitive on quality and service. Synapep Labs invites them to </w:t>
+      </w:r>
+      <w:r>
+        <w:rPr>
+          <w:b/>
+          <w:sz w:val="21"/>
+        </w:rPr>
+        <w:t>co-develop products from the doctor's clinical perspective</w:t>
+      </w:r>
+      <w:r>
+        <w:rPr>
+          <w:sz w:val="21"/>
+        </w:rPr>
+        <w:t xml:space="preserve"> — a variant tuned to a particular case/purpose a physician repeatedly faces. The asset is the </w:t>
+      </w:r>
+      <w:r>
+        <w:rPr>
+          <w:b/>
+          <w:sz w:val="21"/>
+        </w:rPr>
+        <w:t>physician network + a structured co-development pipeline</w:t>
+      </w:r>
+      <w:r>
+        <w:rPr>
+          <w:sz w:val="21"/>
+        </w:rPr>
+        <w:t>; CodeLife.AI accelerates each design.</w:t>
+      </w:r>
+    </w:p>
+    <w:p>
+      <w:pPr>
+        <w:spacing w:after="120"/>
+      </w:pPr>
+      <w:r>
+        <w:rPr>
+          <w:b/>
+          <w:sz w:val="21"/>
+        </w:rPr>
+        <w:t>Engine 2 — Regulatory modification engine (the speed/cost moat).</w:t>
+      </w:r>
+      <w:r>
+        <w:rPr>
+          <w:sz w:val="21"/>
+        </w:rPr>
+        <w:t xml:space="preserve"> Each doctor-requested variant is a </w:t>
+      </w:r>
+      <w:r>
+        <w:rPr>
+          <w:b/>
+          <w:sz w:val="21"/>
+        </w:rPr>
+        <w:t>minor modification</w:t>
+      </w:r>
+      <w:r>
+        <w:rPr>
+          <w:sz w:val="21"/>
+        </w:rPr>
+        <w:t xml:space="preserve"> of an approved product. Leveraging Korea's improved-device / </w:t>
+      </w:r>
+      <w:r>
+        <w:rPr>
+          <w:b/>
+          <w:sz w:val="21"/>
+        </w:rPr>
+        <w:t>negative-list</w:t>
+      </w:r>
+      <w:r>
+        <w:rPr>
+          <w:sz w:val="21"/>
+        </w:rPr>
+        <w:t xml:space="preserve"> change regime (only changes that materially affect safety/performance need prior approval) and </w:t>
+      </w:r>
+      <w:r>
+        <w:rPr>
+          <w:b/>
+          <w:sz w:val="21"/>
+        </w:rPr>
+        <w:t>functional-cosmetic / quasi-drug</w:t>
+      </w:r>
+      <w:r>
+        <w:rPr>
+          <w:sz w:val="21"/>
+        </w:rPr>
+        <w:t xml:space="preserve"> notification routes, the company targets </w:t>
+      </w:r>
+      <w:r>
+        <w:rPr>
+          <w:b/>
+          <w:sz w:val="21"/>
+        </w:rPr>
+        <w:t>&lt;3% formulation change, ~3-month cycle, &lt;$30K per SKU</w:t>
+      </w:r>
+      <w:r>
+        <w:rPr>
+          <w:sz w:val="21"/>
+        </w:rPr>
+        <w:t xml:space="preserve"> *(company working assumptions — to be validated; see Risks)*. In ~6 months this can yield </w:t>
+      </w:r>
+      <w:r>
+        <w:rPr>
+          <w:b/>
+          <w:sz w:val="21"/>
+        </w:rPr>
+        <w:t>~20 registered SKUs</w:t>
+      </w:r>
+      <w:r>
+        <w:rPr>
+          <w:sz w:val="21"/>
+        </w:rPr>
+        <w:t xml:space="preserve"> — a broad OTC/cosmetic + device portfolio, </w:t>
+      </w:r>
+      <w:r>
+        <w:rPr>
+          <w:b/>
+          <w:sz w:val="21"/>
+        </w:rPr>
+        <w:t>ready to sell across KFDA-recognising markets</w:t>
+      </w:r>
+      <w:r>
+        <w:rPr>
+          <w:sz w:val="21"/>
+        </w:rPr>
+        <w:t xml:space="preserve"> (HK, Vietnam, ASEAN, GCC; see </w:t>
+      </w:r>
+      <w:r>
+        <w:rPr>
+          <w:rFonts w:ascii="Consolas" w:hAnsi="Consolas"/>
+          <w:color w:val="803A00"/>
+          <w:sz w:val="21"/>
+        </w:rPr>
+        <w:t>export-strategy.md</w:t>
+      </w:r>
+      <w:r>
+        <w:rPr>
+          <w:sz w:val="21"/>
+        </w:rPr>
+        <w:t xml:space="preserve">). Capital efficiency is the point: ~20 SKUs at &lt;$30K ≈ </w:t>
+      </w:r>
+      <w:r>
+        <w:rPr>
+          <w:b/>
+          <w:sz w:val="21"/>
+        </w:rPr>
+        <w:t>&lt;$600K</w:t>
+      </w:r>
+      <w:r>
+        <w:rPr>
+          <w:sz w:val="21"/>
+        </w:rPr>
+        <w:t xml:space="preserve"> total regulatory development.</w:t>
+      </w:r>
+    </w:p>
+    <w:p>
+      <w:pPr>
+        <w:spacing w:after="120"/>
+      </w:pPr>
+      <w:r>
+        <w:rPr>
+          <w:b/>
+          <w:sz w:val="21"/>
+        </w:rPr>
+        <w:t>Engine 3 — Doctor-driven KOL flywheel, benefit-shared (compliance-first).</w:t>
+      </w:r>
+      <w:r>
+        <w:rPr>
+          <w:sz w:val="21"/>
+        </w:rPr>
+        <w:t xml:space="preserve"> Because each SKU is built for a specific clinical case, the </w:t>
+      </w:r>
+      <w:r>
+        <w:rPr>
+          <w:b/>
+          <w:sz w:val="21"/>
+        </w:rPr>
+        <w:t>requesting physician</w:t>
+      </w:r>
+      <w:r>
+        <w:rPr>
+          <w:sz w:val="21"/>
+        </w:rPr>
+        <w:t xml:space="preserve"> is its most credible champion and drives adoption among peers — Synapep's lowest-cost, highest-trust go-to-market. The inventing physician shares in the economics </w:t>
+      </w:r>
+      <w:r>
+        <w:rPr>
+          <w:b/>
+          <w:sz w:val="21"/>
+        </w:rPr>
+        <w:t>as an arm's-length royalty for genuine IP co-invention at fair market value</w:t>
+      </w:r>
+      <w:r>
+        <w:rPr>
+          <w:sz w:val="21"/>
+        </w:rPr>
+        <w:t xml:space="preserve">, </w:t>
+      </w:r>
+      <w:r>
+        <w:rPr>
+          <w:b/>
+          <w:sz w:val="21"/>
+        </w:rPr>
+        <w:t>decoupled from that physician's own usage/volume</w:t>
+      </w:r>
+      <w:r>
+        <w:rPr>
+          <w:sz w:val="21"/>
+        </w:rPr>
+        <w:t xml:space="preserve">, with written co-development/IP agreements, documented inventorship, and disclosure. This structure is designed to satisfy </w:t>
+      </w:r>
+      <w:r>
+        <w:rPr>
+          <w:b/>
+          <w:sz w:val="21"/>
+        </w:rPr>
+        <w:t>Korea's anti-rebate / K-Sunshine rules and anti-kickback norms</w:t>
+      </w:r>
+      <w:r>
+        <w:rPr>
+          <w:sz w:val="21"/>
+        </w:rPr>
+        <w:t xml:space="preserve"> — the "double-edged" nature of paying clinicians is managed by FMV-royalty design, *not* usage-linked payments (see Risks). Done right, Engine 3 is a self-reinforcing growth loop; done loosely, it is a compliance liability — so it is built compliance-first.</w:t>
       </w:r>
     </w:p>
     <w:p>
@@ -1246,7 +1676,116 @@
         <w:pStyle w:val="Heading2"/>
       </w:pPr>
       <w:r>
-        <w:t>4. Regulatory strategy (Korea → Hong Kong)</w:t>
+        <w:t>4. Regulatory strategy (Korea → Hong Kong) + the modification engine</w:t>
+      </w:r>
+    </w:p>
+    <w:p>
+      <w:pPr>
+        <w:spacing w:after="120"/>
+      </w:pPr>
+      <w:r>
+        <w:rPr>
+          <w:b/>
+          <w:sz w:val="21"/>
+        </w:rPr>
+        <w:t>Product taxonomy (clarified).</w:t>
+      </w:r>
+      <w:r>
+        <w:rPr>
+          <w:sz w:val="21"/>
+        </w:rPr>
+        <w:t xml:space="preserve"> Two regulated objects: (1) the </w:t>
+      </w:r>
+      <w:r>
+        <w:rPr>
+          <w:b/>
+          <w:sz w:val="21"/>
+        </w:rPr>
+        <w:t>applicator device</w:t>
+      </w:r>
+      <w:r>
+        <w:rPr>
+          <w:sz w:val="21"/>
+        </w:rPr>
+        <w:t xml:space="preserve"> (microneedling/ion) — registered as a </w:t>
+      </w:r>
+      <w:r>
+        <w:rPr>
+          <w:b/>
+          <w:sz w:val="21"/>
+        </w:rPr>
+        <w:t>medical device</w:t>
+      </w:r>
+      <w:r>
+        <w:rPr>
+          <w:sz w:val="21"/>
+        </w:rPr>
+        <w:t xml:space="preserve"> (improved-device fast path; the granted KR 10-2654857 anchors the family); (2) the </w:t>
+      </w:r>
+      <w:r>
+        <w:rPr>
+          <w:b/>
+          <w:sz w:val="21"/>
+        </w:rPr>
+        <w:t>doctor-personalised topical/serum kits</w:t>
+      </w:r>
+      <w:r>
+        <w:rPr>
+          <w:sz w:val="21"/>
+        </w:rPr>
+        <w:t xml:space="preserve"> (peptide / exosome) — wrapped as </w:t>
+      </w:r>
+      <w:r>
+        <w:rPr>
+          <w:b/>
+          <w:sz w:val="21"/>
+        </w:rPr>
+        <w:t>functional cosmetic / quasi-drug</w:t>
+      </w:r>
+      <w:r>
+        <w:rPr>
+          <w:sz w:val="21"/>
+        </w:rPr>
+        <w:t xml:space="preserve"> where claims permit, since topical exosome products in Korea sit largely </w:t>
+      </w:r>
+      <w:r>
+        <w:rPr>
+          <w:b/>
+          <w:sz w:val="21"/>
+        </w:rPr>
+        <w:t>outside</w:t>
+      </w:r>
+      <w:r>
+        <w:rPr>
+          <w:sz w:val="21"/>
+        </w:rPr>
+        <w:t xml:space="preserve"> device classification today. The </w:t>
+      </w:r>
+      <w:r>
+        <w:rPr>
+          <w:b/>
+          <w:sz w:val="21"/>
+        </w:rPr>
+        <w:t>IM injectable</w:t>
+      </w:r>
+      <w:r>
+        <w:rPr>
+          <w:sz w:val="21"/>
+        </w:rPr>
+        <w:t xml:space="preserve"> line is a separate </w:t>
+      </w:r>
+      <w:r>
+        <w:rPr>
+          <w:b/>
+          <w:sz w:val="21"/>
+        </w:rPr>
+        <w:t>drug/biologic</w:t>
+      </w:r>
+      <w:r>
+        <w:rPr>
+          <w:sz w:val="21"/>
+        </w:rPr>
+        <w:t xml:space="preserve"> track and must not gate launch.</w:t>
       </w:r>
     </w:p>
     <w:p>
@@ -1265,33 +1804,59 @@
         <w:rPr>
           <w:sz w:val="21"/>
         </w:rPr>
-        <w:t xml:space="preserve"> — register the </w:t>
+        <w:t xml:space="preserve"> — register the device family; each doctor-requested variant enters the </w:t>
       </w:r>
       <w:r>
         <w:rPr>
           <w:b/>
           <w:sz w:val="21"/>
         </w:rPr>
-        <w:t>microneedling/topical applicator + kit</w:t>
-      </w:r>
-      <w:r>
-        <w:rPr>
-          <w:sz w:val="21"/>
-        </w:rPr>
-        <w:t xml:space="preserve"> as a device family; CodeLife variants register as </w:t>
+        <w:t>modification engine</w:t>
+      </w:r>
+      <w:r>
+        <w:rPr>
+          <w:sz w:val="21"/>
+        </w:rPr>
+        <w:t xml:space="preserve">: minor changes under Korea's improved-device / </w:t>
       </w:r>
       <w:r>
         <w:rPr>
           <w:b/>
           <w:sz w:val="21"/>
         </w:rPr>
-        <w:t>"modified devices"</w:t>
-      </w:r>
-      <w:r>
-        <w:rPr>
-          <w:sz w:val="21"/>
-        </w:rPr>
-        <w:t xml:space="preserve"> (same intended use / mechanism / raw materials) on the fast path (Class I ≈ 15 business days; Class II "modified" via conformity bodies; ~3 months realistic).</w:t>
+        <w:t>negative-list</w:t>
+      </w:r>
+      <w:r>
+        <w:rPr>
+          <w:sz w:val="21"/>
+        </w:rPr>
+        <w:t xml:space="preserve"> regime (only changes that materially affect safety/performance need prior approval) and </w:t>
+      </w:r>
+      <w:r>
+        <w:rPr>
+          <w:b/>
+          <w:sz w:val="21"/>
+        </w:rPr>
+        <w:t>same-active functional-cosmetic</w:t>
+      </w:r>
+      <w:r>
+        <w:rPr>
+          <w:sz w:val="21"/>
+        </w:rPr>
+        <w:t xml:space="preserve"> notifications (often same-day, low/no fee). Company target per SKU: </w:t>
+      </w:r>
+      <w:r>
+        <w:rPr>
+          <w:b/>
+          <w:sz w:val="21"/>
+        </w:rPr>
+        <w:t>&lt;3% formulation change, ~3-month cycle, &lt;$30K</w:t>
+      </w:r>
+      <w:r>
+        <w:rPr>
+          <w:sz w:val="21"/>
+        </w:rPr>
+        <w:t xml:space="preserve"> *(to be validated)*.</w:t>
       </w:r>
     </w:p>
     <w:p>
@@ -1304,26 +1869,52 @@
           <w:b/>
           <w:sz w:val="21"/>
         </w:rPr>
-        <w:t>Hong Kong next</w:t>
-      </w:r>
-      <w:r>
-        <w:rPr>
-          <w:sz w:val="21"/>
-        </w:rPr>
-        <w:t xml:space="preserve"> — light, voluntary </w:t>
+        <w:t>Keep the fast path valid</w:t>
+      </w:r>
+      <w:r>
+        <w:rPr>
+          <w:sz w:val="21"/>
+        </w:rPr>
+        <w:t xml:space="preserve"> — variation lives in </w:t>
       </w:r>
       <w:r>
         <w:rPr>
           <w:b/>
           <w:sz w:val="21"/>
         </w:rPr>
-        <w:t>MDACS</w:t>
-      </w:r>
-      <w:r>
-        <w:rPr>
-          <w:sz w:val="21"/>
-        </w:rPr>
-        <w:t xml:space="preserve"> listing; move while the voluntary window is open.</w:t>
+        <w:t>pre-cleared parameters</w:t>
+      </w:r>
+      <w:r>
+        <w:rPr>
+          <w:sz w:val="21"/>
+        </w:rPr>
+        <w:t xml:space="preserve"> (delivery, depth, concentration within an approved range, an option menu) and </w:t>
+      </w:r>
+      <w:r>
+        <w:rPr>
+          <w:b/>
+          <w:sz w:val="21"/>
+        </w:rPr>
+        <w:t>&lt;3% formulation deltas</w:t>
+      </w:r>
+      <w:r>
+        <w:rPr>
+          <w:sz w:val="21"/>
+        </w:rPr>
+        <w:t xml:space="preserve">, </w:t>
+      </w:r>
+      <w:r>
+        <w:rPr>
+          <w:b/>
+          <w:sz w:val="21"/>
+        </w:rPr>
+        <w:t>not</w:t>
+      </w:r>
+      <w:r>
+        <w:rPr>
+          <w:sz w:val="21"/>
+        </w:rPr>
+        <w:t xml:space="preserve"> a new active molecule that would trigger a full new approval.</w:t>
       </w:r>
     </w:p>
     <w:p>
@@ -1336,39 +1927,53 @@
           <w:b/>
           <w:sz w:val="21"/>
         </w:rPr>
-        <w:t>Keep the fast path valid</w:t>
-      </w:r>
-      <w:r>
-        <w:rPr>
-          <w:sz w:val="21"/>
-        </w:rPr>
-        <w:t xml:space="preserve"> — personalise via </w:t>
+        <w:t>Hong Kong + export</w:t>
+      </w:r>
+      <w:r>
+        <w:rPr>
+          <w:sz w:val="21"/>
+        </w:rPr>
+        <w:t xml:space="preserve"> — light </w:t>
       </w:r>
       <w:r>
         <w:rPr>
           <w:b/>
           <w:sz w:val="21"/>
         </w:rPr>
-        <w:t>device parameters</w:t>
-      </w:r>
-      <w:r>
-        <w:rPr>
-          <w:sz w:val="21"/>
-        </w:rPr>
-        <w:t xml:space="preserve"> (delivery, depth, concentration within an approved range, pre-cleared option menu), </w:t>
+        <w:t>MDACS</w:t>
+      </w:r>
+      <w:r>
+        <w:rPr>
+          <w:sz w:val="21"/>
+        </w:rPr>
+        <w:t xml:space="preserve"> listing (MFDS is a recognised reference), then the reliance cascade across ASEAN + GCC for the </w:t>
       </w:r>
       <w:r>
         <w:rPr>
           <w:b/>
           <w:sz w:val="21"/>
         </w:rPr>
-        <w:t>not</w:t>
-      </w:r>
-      <w:r>
-        <w:rPr>
-          <w:sz w:val="21"/>
-        </w:rPr>
-        <w:t xml:space="preserve"> by changing the active molecule.</w:t>
+        <w:t>whole SKU portfolio</w:t>
+      </w:r>
+      <w:r>
+        <w:rPr>
+          <w:sz w:val="21"/>
+        </w:rPr>
+        <w:t xml:space="preserve"> (</w:t>
+      </w:r>
+      <w:r>
+        <w:rPr>
+          <w:rFonts w:ascii="Consolas" w:hAnsi="Consolas"/>
+          <w:color w:val="803A00"/>
+          <w:sz w:val="21"/>
+        </w:rPr>
+        <w:t>export-strategy.md</w:t>
+      </w:r>
+      <w:r>
+        <w:rPr>
+          <w:sz w:val="21"/>
+        </w:rPr>
+        <w:t>).</w:t>
       </w:r>
     </w:p>
     <w:p>
@@ -1381,26 +1986,39 @@
           <w:b/>
           <w:sz w:val="21"/>
         </w:rPr>
-        <w:t>Two tracks</w:t>
-      </w:r>
-      <w:r>
-        <w:rPr>
-          <w:sz w:val="21"/>
-        </w:rPr>
-        <w:t xml:space="preserve"> — microneedling/topical carries the device fast-path; the </w:t>
+        <w:t>Claim discipline</w:t>
+      </w:r>
+      <w:r>
+        <w:rPr>
+          <w:sz w:val="21"/>
+        </w:rPr>
+        <w:t xml:space="preserve"> — Korea </w:t>
       </w:r>
       <w:r>
         <w:rPr>
           <w:b/>
           <w:sz w:val="21"/>
         </w:rPr>
-        <w:t>IM injectable</w:t>
-      </w:r>
-      <w:r>
-        <w:rPr>
-          <w:sz w:val="21"/>
-        </w:rPr>
-        <w:t xml:space="preserve"> line runs on a separate drug/cosmetic pathway (see Risks).</w:t>
+        <w:t>bans the word "exosome" in cosmetic advertising</w:t>
+      </w:r>
+      <w:r>
+        <w:rPr>
+          <w:sz w:val="21"/>
+        </w:rPr>
+        <w:t xml:space="preserve"> (Jan 2025); market on function/observed benefit; lean on </w:t>
+      </w:r>
+      <w:r>
+        <w:rPr>
+          <w:b/>
+          <w:sz w:val="21"/>
+        </w:rPr>
+        <w:t>non-human (salmon/synthetic) origin</w:t>
+      </w:r>
+      <w:r>
+        <w:rPr>
+          <w:sz w:val="21"/>
+        </w:rPr>
+        <w:t>.</w:t>
       </w:r>
     </w:p>
     <w:p>
@@ -1408,7 +2026,7 @@
         <w:pStyle w:val="Heading2"/>
       </w:pPr>
       <w:r>
-        <w:t>5. Go-to-market</w:t>
+        <w:t>5. Go-to-market — the doctor-driven KOL flywheel</w:t>
       </w:r>
     </w:p>
     <w:p>
@@ -1427,7 +2045,7 @@
         <w:rPr>
           <w:sz w:val="21"/>
         </w:rPr>
-        <w:t xml:space="preserve"> aesthetic/derm physicians &amp; clinics — Korea first, then Hong Kong.</w:t>
+        <w:t xml:space="preserve"> aesthetic/derm physicians &amp; clinics — Korea first, then Hong Kong + export.</w:t>
       </w:r>
     </w:p>
     <w:p>
@@ -1440,13 +2058,39 @@
           <w:b/>
           <w:sz w:val="21"/>
         </w:rPr>
-        <w:t>Model:</w:t>
-      </w:r>
-      <w:r>
-        <w:rPr>
-          <w:sz w:val="21"/>
-        </w:rPr>
-        <w:t xml:space="preserve"> place/sell the applicator device, then earn recurring kit revenue; CodeLife + outcome data make the relationship sticky.</w:t>
+        <w:t>Engine:</w:t>
+      </w:r>
+      <w:r>
+        <w:rPr>
+          <w:sz w:val="21"/>
+        </w:rPr>
+        <w:t xml:space="preserve"> the </w:t>
+      </w:r>
+      <w:r>
+        <w:rPr>
+          <w:b/>
+          <w:sz w:val="21"/>
+        </w:rPr>
+        <w:t>requesting physician</w:t>
+      </w:r>
+      <w:r>
+        <w:rPr>
+          <w:sz w:val="21"/>
+        </w:rPr>
+        <w:t xml:space="preserve"> co-invents a SKU for a case they repeatedly face, then champions it to peers; Synapep shares economics via an </w:t>
+      </w:r>
+      <w:r>
+        <w:rPr>
+          <w:b/>
+          <w:sz w:val="21"/>
+        </w:rPr>
+        <w:t>FMV IP royalty decoupled from that doctor's usage</w:t>
+      </w:r>
+      <w:r>
+        <w:rPr>
+          <w:sz w:val="21"/>
+        </w:rPr>
+        <w:t xml:space="preserve"> (compliance-first; §2b, Risks). This is lower-cost and higher-trust than a cold salesforce — peer-to-peer adoption among elite KOLs.</w:t>
       </w:r>
     </w:p>
     <w:p>
@@ -1459,13 +2103,58 @@
           <w:b/>
           <w:sz w:val="21"/>
         </w:rPr>
-        <w:t>Build:</w:t>
-      </w:r>
-      <w:r>
-        <w:rPr>
-          <w:sz w:val="21"/>
-        </w:rPr>
-        <w:t xml:space="preserve"> focused clinical/KOL salesforce in two concentrated markets; physician advocates and head-to-head efficacy data drive adoption.</w:t>
+        <w:t>Razor-and-blades:</w:t>
+      </w:r>
+      <w:r>
+        <w:rPr>
+          <w:sz w:val="21"/>
+        </w:rPr>
+        <w:t xml:space="preserve"> place/sell the applicator device, then earn recurring kit revenue across a growing </w:t>
+      </w:r>
+      <w:r>
+        <w:rPr>
+          <w:b/>
+          <w:sz w:val="21"/>
+        </w:rPr>
+        <w:t>portfolio of doctor-originated SKUs</w:t>
+      </w:r>
+      <w:r>
+        <w:rPr>
+          <w:sz w:val="21"/>
+        </w:rPr>
+        <w:t>; CodeLife + outcome data make it sticky.</w:t>
+      </w:r>
+    </w:p>
+    <w:p>
+      <w:pPr>
+        <w:pStyle w:val="ListBullet"/>
+        <w:spacing w:after="60"/>
+      </w:pPr>
+      <w:r>
+        <w:rPr>
+          <w:b/>
+          <w:sz w:val="21"/>
+        </w:rPr>
+        <w:t>Guardrails:</w:t>
+      </w:r>
+      <w:r>
+        <w:rPr>
+          <w:sz w:val="21"/>
+        </w:rPr>
+        <w:t xml:space="preserve"> written co-development/IP agreements, documented inventorship, FMV opinions, disclosure, and </w:t>
+      </w:r>
+      <w:r>
+        <w:rPr>
+          <w:b/>
+          <w:sz w:val="21"/>
+        </w:rPr>
+        <w:t>K-Sunshine / anti-rebate</w:t>
+      </w:r>
+      <w:r>
+        <w:rPr>
+          <w:sz w:val="21"/>
+        </w:rPr>
+        <w:t xml:space="preserve"> compliance — so the flywheel is an asset, not a liability.</w:t>
       </w:r>
     </w:p>
     <w:p>
@@ -3356,6 +4045,141 @@
     </w:p>
     <w:p>
       <w:pPr>
+        <w:pStyle w:val="ListNumber"/>
+        <w:spacing w:after="60"/>
+      </w:pPr>
+      <w:r>
+        <w:rPr>
+          <w:b/>
+          <w:sz w:val="21"/>
+        </w:rPr>
+        <w:t>Physician benefit-sharing / anti-kickback ("double-edged").</w:t>
+      </w:r>
+      <w:r>
+        <w:rPr>
+          <w:sz w:val="21"/>
+        </w:rPr>
+        <w:t xml:space="preserve"> Paying KOLs who drive adoption is the structure regulators scrutinise. Defensible </w:t>
+      </w:r>
+      <w:r>
+        <w:rPr>
+          <w:b/>
+          <w:sz w:val="21"/>
+        </w:rPr>
+        <w:t>only</w:t>
+      </w:r>
+      <w:r>
+        <w:rPr>
+          <w:sz w:val="21"/>
+        </w:rPr>
+        <w:t xml:space="preserve"> as an </w:t>
+      </w:r>
+      <w:r>
+        <w:rPr>
+          <w:b/>
+          <w:sz w:val="21"/>
+        </w:rPr>
+        <w:t>FMV royalty for genuine IP co-invention, decoupled from the inventor's own usage</w:t>
+      </w:r>
+      <w:r>
+        <w:rPr>
+          <w:sz w:val="21"/>
+        </w:rPr>
+        <w:t xml:space="preserve">, with documented inventorship and </w:t>
+      </w:r>
+      <w:r>
+        <w:rPr>
+          <w:b/>
+          <w:sz w:val="21"/>
+        </w:rPr>
+        <w:t>K-Sunshine / anti-rebate</w:t>
+      </w:r>
+      <w:r>
+        <w:rPr>
+          <w:sz w:val="21"/>
+        </w:rPr>
+        <w:t xml:space="preserve"> compliance. Usage-linked payments would be a serious liability.</w:t>
+      </w:r>
+    </w:p>
+    <w:p>
+      <w:pPr>
+        <w:pStyle w:val="ListNumber"/>
+        <w:spacing w:after="60"/>
+      </w:pPr>
+      <w:r>
+        <w:rPr>
+          <w:b/>
+          <w:sz w:val="21"/>
+        </w:rPr>
+        <w:t>Modification-engine assumptions unverified.</w:t>
+      </w:r>
+      <w:r>
+        <w:rPr>
+          <w:sz w:val="21"/>
+        </w:rPr>
+        <w:t xml:space="preserve"> The </w:t>
+      </w:r>
+      <w:r>
+        <w:rPr>
+          <w:b/>
+          <w:sz w:val="21"/>
+        </w:rPr>
+        <w:t>&lt;3% change / ~3-month / &lt;$30K per SKU</w:t>
+      </w:r>
+      <w:r>
+        <w:rPr>
+          <w:sz w:val="21"/>
+        </w:rPr>
+        <w:t xml:space="preserve"> and </w:t>
+      </w:r>
+      <w:r>
+        <w:rPr>
+          <w:b/>
+          <w:sz w:val="21"/>
+        </w:rPr>
+        <w:t>~20 SKUs in 6 months</w:t>
+      </w:r>
+      <w:r>
+        <w:rPr>
+          <w:sz w:val="21"/>
+        </w:rPr>
+        <w:t xml:space="preserve"> figures are company working assumptions — confirm with a Korean regulatory memo, and confirm which SKUs are </w:t>
+      </w:r>
+      <w:r>
+        <w:rPr>
+          <w:b/>
+          <w:sz w:val="21"/>
+        </w:rPr>
+        <w:t>cosmetic/quasi-drug vs device</w:t>
+      </w:r>
+      <w:r>
+        <w:rPr>
+          <w:sz w:val="21"/>
+        </w:rPr>
+        <w:t xml:space="preserve"> (different routes).</w:t>
+      </w:r>
+    </w:p>
+    <w:p>
+      <w:pPr>
+        <w:pStyle w:val="ListNumber"/>
+        <w:spacing w:after="60"/>
+      </w:pPr>
+      <w:r>
+        <w:rPr>
+          <w:b/>
+          <w:sz w:val="21"/>
+        </w:rPr>
+        <w:t>Portfolio QA/liability.</w:t>
+      </w:r>
+      <w:r>
+        <w:rPr>
+          <w:sz w:val="21"/>
+        </w:rPr>
+        <w:t xml:space="preserve"> Many SKUs from many doctors multiplies QA, pharmacovigilance and claim-consistency load; the AI-QA suite and one master spec must scale with the catalog.</w:t>
+      </w:r>
+    </w:p>
+    <w:p>
+      <w:pPr>
         <w:pStyle w:val="Heading2"/>
       </w:pPr>
       <w:r>
@@ -4158,6 +4982,1235 @@
           <w:sz w:val="24"/>
         </w:rPr>
         <w:t>PART 2</w:t>
+      </w:r>
+    </w:p>
+    <w:p>
+      <w:pPr>
+        <w:spacing w:after="200"/>
+        <w:jc w:val="center"/>
+      </w:pPr>
+      <w:r>
+        <w:rPr>
+          <w:b/>
+          <w:color w:val="1F3A5F"/>
+          <w:sz w:val="44"/>
+        </w:rPr>
+        <w:t>Model Clarification (exosome &amp; synthetic-biotech)</w:t>
+      </w:r>
+    </w:p>
+    <w:p>
+      <w:pPr>
+        <w:spacing w:after="160"/>
+        <w:ind w:left="360"/>
+      </w:pPr>
+      <w:r>
+        <w:rPr>
+          <w:i/>
+          <w:color w:val="555555"/>
+          <w:sz w:val="20"/>
+        </w:rPr>
+        <w:t>Grounds the Synapep Labs model in how exosome / synthetic-biotech aesthetic products are actually regulated and commercialised, and maps the three engines to that reality. Research-backed and deliberately honest about what is validated vs a company working assumption. Illustrative; verify each pathway with Korean regulatory counsel.</w:t>
+      </w:r>
+    </w:p>
+    <w:p>
+      <w:pPr>
+        <w:pStyle w:val="Heading2"/>
+      </w:pPr>
+      <w:r>
+        <w:t>1. The model in one paragraph</w:t>
+      </w:r>
+    </w:p>
+    <w:p>
+      <w:pPr>
+        <w:spacing w:after="120"/>
+      </w:pPr>
+      <w:r>
+        <w:rPr>
+          <w:sz w:val="21"/>
+        </w:rPr>
+        <w:t xml:space="preserve">Synapep Labs is a </w:t>
+      </w:r>
+      <w:r>
+        <w:rPr>
+          <w:b/>
+          <w:sz w:val="21"/>
+        </w:rPr>
+        <w:t>physician co-development lab</w:t>
+      </w:r>
+      <w:r>
+        <w:rPr>
+          <w:sz w:val="21"/>
+        </w:rPr>
+        <w:t xml:space="preserve">: elite Korean aesthetic doctors co-design </w:t>
+      </w:r>
+      <w:r>
+        <w:rPr>
+          <w:b/>
+          <w:sz w:val="21"/>
+        </w:rPr>
+        <w:t>purpose-built products</w:t>
+      </w:r>
+      <w:r>
+        <w:rPr>
+          <w:sz w:val="21"/>
+        </w:rPr>
+        <w:t xml:space="preserve"> (personalised to the *physician's clinical case*, not the patient), which are registered fast and cheaply via a </w:t>
+      </w:r>
+      <w:r>
+        <w:rPr>
+          <w:b/>
+          <w:sz w:val="21"/>
+        </w:rPr>
+        <w:t>regulatory modification engine</w:t>
+      </w:r>
+      <w:r>
+        <w:rPr>
+          <w:sz w:val="21"/>
+        </w:rPr>
+        <w:t xml:space="preserve">, then spread through a </w:t>
+      </w:r>
+      <w:r>
+        <w:rPr>
+          <w:b/>
+          <w:sz w:val="21"/>
+        </w:rPr>
+        <w:t>benefit-shared KOL flywheel</w:t>
+      </w:r>
+      <w:r>
+        <w:rPr>
+          <w:sz w:val="21"/>
+        </w:rPr>
+        <w:t xml:space="preserve">. It runs co-equal with an </w:t>
+      </w:r>
+      <w:r>
+        <w:rPr>
+          <w:b/>
+          <w:sz w:val="21"/>
+        </w:rPr>
+        <w:t>AI/data moat</w:t>
+      </w:r>
+      <w:r>
+        <w:rPr>
+          <w:sz w:val="21"/>
+        </w:rPr>
+        <w:t xml:space="preserve"> (CodeLife.AI + a compounding outcomes dataset). The output is a </w:t>
+      </w:r>
+      <w:r>
+        <w:rPr>
+          <w:b/>
+          <w:sz w:val="21"/>
+        </w:rPr>
+        <w:t>portfolio of doctor-originated SKUs</w:t>
+      </w:r>
+      <w:r>
+        <w:rPr>
+          <w:sz w:val="21"/>
+        </w:rPr>
+        <w:t xml:space="preserve"> — an applicator </w:t>
+      </w:r>
+      <w:r>
+        <w:rPr>
+          <w:b/>
+          <w:sz w:val="21"/>
+        </w:rPr>
+        <w:t>device</w:t>
+      </w:r>
+      <w:r>
+        <w:rPr>
+          <w:sz w:val="21"/>
+        </w:rPr>
+        <w:t xml:space="preserve"> plus </w:t>
+      </w:r>
+      <w:r>
+        <w:rPr>
+          <w:b/>
+          <w:sz w:val="21"/>
+        </w:rPr>
+        <w:t>topical/exosome kits</w:t>
+      </w:r>
+      <w:r>
+        <w:rPr>
+          <w:sz w:val="21"/>
+        </w:rPr>
+        <w:t xml:space="preserve"> — sellable across KFDA-recognising Asia.</w:t>
+      </w:r>
+    </w:p>
+    <w:p>
+      <w:pPr>
+        <w:pStyle w:val="Heading2"/>
+      </w:pPr>
+      <w:r>
+        <w:t>2. What the research validates</w:t>
+      </w:r>
+    </w:p>
+    <w:p>
+      <w:pPr>
+        <w:pStyle w:val="ListBullet"/>
+        <w:spacing w:after="60"/>
+      </w:pPr>
+      <w:r>
+        <w:rPr>
+          <w:b/>
+          <w:sz w:val="21"/>
+        </w:rPr>
+        <w:t>Korea's "modification engine" is real and strengthening.</w:t>
+      </w:r>
+      <w:r>
+        <w:rPr>
+          <w:sz w:val="21"/>
+        </w:rPr>
+        <w:t xml:space="preserve"> In </w:t>
+      </w:r>
+      <w:r>
+        <w:rPr>
+          <w:b/>
+          <w:sz w:val="21"/>
+        </w:rPr>
+        <w:t>March 2026</w:t>
+      </w:r>
+      <w:r>
+        <w:rPr>
+          <w:sz w:val="21"/>
+        </w:rPr>
+        <w:t xml:space="preserve"> MFDS proposed a </w:t>
+      </w:r>
+      <w:r>
+        <w:rPr>
+          <w:b/>
+          <w:sz w:val="21"/>
+        </w:rPr>
+        <w:t>risk-based "negative-list"</w:t>
+      </w:r>
+      <w:r>
+        <w:rPr>
+          <w:sz w:val="21"/>
+        </w:rPr>
+        <w:t xml:space="preserve"> change-management system: only changes that </w:t>
+      </w:r>
+      <w:r>
+        <w:rPr>
+          <w:b/>
+          <w:sz w:val="21"/>
+        </w:rPr>
+        <w:t>materially affect safety/performance</w:t>
+      </w:r>
+      <w:r>
+        <w:rPr>
+          <w:sz w:val="21"/>
+        </w:rPr>
+        <w:t xml:space="preserve"> need prior approval; other post-approval changes are managed under the manufacturer's quality system. MFDS already distinguishes </w:t>
+      </w:r>
+      <w:r>
+        <w:rPr>
+          <w:b/>
+          <w:sz w:val="21"/>
+        </w:rPr>
+        <w:t>equivalent / improved / new</w:t>
+      </w:r>
+      <w:r>
+        <w:rPr>
+          <w:sz w:val="21"/>
+        </w:rPr>
+        <w:t xml:space="preserve"> devices — "improved" (modified) products carry lighter timelines than "new."</w:t>
+      </w:r>
+    </w:p>
+    <w:p>
+      <w:pPr>
+        <w:pStyle w:val="ListBullet"/>
+        <w:spacing w:after="60"/>
+      </w:pPr>
+      <w:r>
+        <w:rPr>
+          <w:b/>
+          <w:sz w:val="21"/>
+        </w:rPr>
+        <w:t>Topical exosome/peptide products iterate even faster as cosmetics.</w:t>
+      </w:r>
+      <w:r>
+        <w:rPr>
+          <w:sz w:val="21"/>
+        </w:rPr>
+        <w:t xml:space="preserve"> </w:t>
+      </w:r>
+      <w:r>
+        <w:rPr>
+          <w:b/>
+          <w:sz w:val="21"/>
+        </w:rPr>
+        <w:t>Functional cosmetics with the same actives/function</w:t>
+      </w:r>
+      <w:r>
+        <w:rPr>
+          <w:sz w:val="21"/>
+        </w:rPr>
+        <w:t xml:space="preserve"> as an approved product are typically processed </w:t>
+      </w:r>
+      <w:r>
+        <w:rPr>
+          <w:b/>
+          <w:sz w:val="21"/>
+        </w:rPr>
+        <w:t>same-day with no fee</w:t>
+      </w:r>
+      <w:r>
+        <w:rPr>
+          <w:sz w:val="21"/>
+        </w:rPr>
+        <w:t>; quasi-drug notifications run ~10 business days. This is the regime where "minor formulation change → quick relaunch" genuinely holds.</w:t>
+      </w:r>
+    </w:p>
+    <w:p>
+      <w:pPr>
+        <w:pStyle w:val="ListBullet"/>
+        <w:spacing w:after="60"/>
+      </w:pPr>
+      <w:r>
+        <w:rPr>
+          <w:b/>
+          <w:sz w:val="21"/>
+        </w:rPr>
+        <w:t>Synthetic / "designer" exosomes are a credible, investable category.</w:t>
+      </w:r>
+      <w:r>
+        <w:rPr>
+          <w:sz w:val="21"/>
+        </w:rPr>
+        <w:t xml:space="preserve"> Korean leaders </w:t>
+      </w:r>
+      <w:r>
+        <w:rPr>
+          <w:b/>
+          <w:sz w:val="21"/>
+        </w:rPr>
+        <w:t>ExoCoBio</w:t>
+      </w:r>
+      <w:r>
+        <w:rPr>
+          <w:sz w:val="21"/>
+        </w:rPr>
+        <w:t xml:space="preserve"> (stem-cell exosomes; cosmetics + therapeutics; major exporter) and </w:t>
+      </w:r>
+      <w:r>
+        <w:rPr>
+          <w:b/>
+          <w:sz w:val="21"/>
+        </w:rPr>
+        <w:t>Brexogen</w:t>
+      </w:r>
+      <w:r>
+        <w:rPr>
+          <w:sz w:val="21"/>
+        </w:rPr>
+        <w:t xml:space="preserve"> (first major Korean exosome-therapeutic licensing deal, Feb 2025) anchor the space; </w:t>
+      </w:r>
+      <w:r>
+        <w:rPr>
+          <w:b/>
+          <w:sz w:val="21"/>
+        </w:rPr>
+        <w:t>INNO-EXOMA EXO-SKIN</w:t>
+      </w:r>
+      <w:r>
+        <w:rPr>
+          <w:sz w:val="21"/>
+        </w:rPr>
+        <w:t xml:space="preserve"> is a marketed </w:t>
+      </w:r>
+      <w:r>
+        <w:rPr>
+          <w:b/>
+          <w:sz w:val="21"/>
+        </w:rPr>
+        <w:t>synthetic</w:t>
+      </w:r>
+      <w:r>
+        <w:rPr>
+          <w:sz w:val="21"/>
+        </w:rPr>
+        <w:t xml:space="preserve"> exosome; the literature describes </w:t>
+      </w:r>
+      <w:r>
+        <w:rPr>
+          <w:b/>
+          <w:sz w:val="21"/>
+        </w:rPr>
+        <w:t>designer/engineered exosomes</w:t>
+      </w:r>
+      <w:r>
+        <w:rPr>
+          <w:sz w:val="21"/>
+        </w:rPr>
+        <w:t xml:space="preserve"> (incl. exosome + botulinum-toxin constructs). </w:t>
+      </w:r>
+      <w:r>
+        <w:rPr>
+          <w:b/>
+          <w:sz w:val="21"/>
+        </w:rPr>
+        <w:t>SynExo</w:t>
+      </w:r>
+      <w:r>
+        <w:rPr>
+          <w:sz w:val="21"/>
+        </w:rPr>
+        <w:t xml:space="preserve"> (synthetic recombinant, salmon-derived) sits squarely in this emerging field.</w:t>
+      </w:r>
+    </w:p>
+    <w:p>
+      <w:pPr>
+        <w:pStyle w:val="ListBullet"/>
+        <w:spacing w:after="60"/>
+      </w:pPr>
+      <w:r>
+        <w:rPr>
+          <w:b/>
+          <w:sz w:val="21"/>
+        </w:rPr>
+        <w:t>The market is large and regenerative-leaning.</w:t>
+      </w:r>
+      <w:r>
+        <w:rPr>
+          <w:sz w:val="21"/>
+        </w:rPr>
+        <w:t xml:space="preserve"> Medical aesthetics ≈ $17–18.5B (2024), ~10–13% CAGR; Korea is the global innovation hub for regenerative/skin-booster aesthetics (the PDRN/"salmon-DNA" precedent shows Korean-origin biologics exporting across Asia).</w:t>
+      </w:r>
+    </w:p>
+    <w:p>
+      <w:pPr>
+        <w:pStyle w:val="Heading2"/>
+      </w:pPr>
+      <w:r>
+        <w:t>3. The correction this forces (product taxonomy)</w:t>
+      </w:r>
+    </w:p>
+    <w:p>
+      <w:pPr>
+        <w:spacing w:after="120"/>
+      </w:pPr>
+      <w:r>
+        <w:rPr>
+          <w:sz w:val="21"/>
+        </w:rPr>
+        <w:t>The fast/cheap "</w:t>
+      </w:r>
+      <w:r>
+        <w:rPr>
+          <w:b/>
+          <w:sz w:val="21"/>
+        </w:rPr>
+        <w:t>&lt;3% ingredient</w:t>
+      </w:r>
+      <w:r>
+        <w:rPr>
+          <w:sz w:val="21"/>
+        </w:rPr>
+        <w:t xml:space="preserve">" mechanic is a </w:t>
+      </w:r>
+      <w:r>
+        <w:rPr>
+          <w:b/>
+          <w:sz w:val="21"/>
+        </w:rPr>
+        <w:t>cosmetic / functional-cosmetic / quasi-drug</w:t>
+      </w:r>
+      <w:r>
+        <w:rPr>
+          <w:sz w:val="21"/>
+        </w:rPr>
+        <w:t xml:space="preserve"> concept more than a "medical device" one. So the portfolio is two regulated objects:</w:t>
+      </w:r>
+    </w:p>
+    <w:tbl>
+      <w:tblPr>
+        <w:tblStyle w:val="LightGrid-Accent1"/>
+        <w:tblW w:type="auto" w:w="0"/>
+        <w:jc w:val="center"/>
+        <w:tblLayout w:type="autofit"/>
+        <w:tblLook w:firstColumn="1" w:firstRow="1" w:lastColumn="0" w:lastRow="0" w:noHBand="0" w:noVBand="1" w:val="04A0"/>
+      </w:tblPr>
+      <w:tblGrid>
+        <w:gridCol w:w="2880"/>
+        <w:gridCol w:w="2880"/>
+        <w:gridCol w:w="2880"/>
+      </w:tblGrid>
+      <w:tr>
+        <w:tc>
+          <w:tcPr>
+            <w:tcW w:type="dxa" w:w="2880"/>
+          </w:tcPr>
+          <w:p>
+            <w:r>
+              <w:rPr>
+                <w:b/>
+                <w:sz w:val="19"/>
+              </w:rPr>
+              <w:t>Object</w:t>
+            </w:r>
+          </w:p>
+        </w:tc>
+        <w:tc>
+          <w:tcPr>
+            <w:tcW w:type="dxa" w:w="2880"/>
+          </w:tcPr>
+          <w:p>
+            <w:r>
+              <w:rPr>
+                <w:b/>
+                <w:sz w:val="19"/>
+              </w:rPr>
+              <w:t>Regulatory class</w:t>
+            </w:r>
+          </w:p>
+        </w:tc>
+        <w:tc>
+          <w:tcPr>
+            <w:tcW w:type="dxa" w:w="2880"/>
+          </w:tcPr>
+          <w:p>
+            <w:r>
+              <w:rPr>
+                <w:b/>
+                <w:sz w:val="19"/>
+              </w:rPr>
+              <w:t>Iteration pathway</w:t>
+            </w:r>
+          </w:p>
+        </w:tc>
+      </w:tr>
+      <w:tr>
+        <w:tc>
+          <w:tcPr>
+            <w:tcW w:type="dxa" w:w="2880"/>
+          </w:tcPr>
+          <w:p>
+            <w:r>
+              <w:rPr>
+                <w:sz w:val="19"/>
+              </w:rPr>
+              <w:t>Applicator (microneedling/ion)</w:t>
+            </w:r>
+          </w:p>
+        </w:tc>
+        <w:tc>
+          <w:tcPr>
+            <w:tcW w:type="dxa" w:w="2880"/>
+          </w:tcPr>
+          <w:p>
+            <w:r>
+              <w:rPr>
+                <w:b/>
+                <w:sz w:val="19"/>
+              </w:rPr>
+              <w:t>Medical device</w:t>
+            </w:r>
+            <w:r>
+              <w:rPr>
+                <w:sz w:val="19"/>
+              </w:rPr>
+              <w:t xml:space="preserve"> (KR 10-2654857 anchors the family)</w:t>
+            </w:r>
+          </w:p>
+        </w:tc>
+        <w:tc>
+          <w:tcPr>
+            <w:tcW w:type="dxa" w:w="2880"/>
+          </w:tcPr>
+          <w:p>
+            <w:r>
+              <w:rPr>
+                <w:sz w:val="19"/>
+              </w:rPr>
+              <w:t>Improved-device / negative-list change</w:t>
+            </w:r>
+          </w:p>
+        </w:tc>
+      </w:tr>
+      <w:tr>
+        <w:tc>
+          <w:tcPr>
+            <w:tcW w:type="dxa" w:w="2880"/>
+          </w:tcPr>
+          <w:p>
+            <w:r>
+              <w:rPr>
+                <w:sz w:val="19"/>
+              </w:rPr>
+              <w:t>Doctor-personalised topical/serum kit (peptide/exosome)</w:t>
+            </w:r>
+          </w:p>
+        </w:tc>
+        <w:tc>
+          <w:tcPr>
+            <w:tcW w:type="dxa" w:w="2880"/>
+          </w:tcPr>
+          <w:p>
+            <w:r>
+              <w:rPr>
+                <w:b/>
+                <w:sz w:val="19"/>
+              </w:rPr>
+              <w:t>Functional cosmetic / quasi-drug</w:t>
+            </w:r>
+            <w:r>
+              <w:rPr>
+                <w:sz w:val="19"/>
+              </w:rPr>
+              <w:t xml:space="preserve"> (mostly outside device class today)</w:t>
+            </w:r>
+          </w:p>
+        </w:tc>
+        <w:tc>
+          <w:tcPr>
+            <w:tcW w:type="dxa" w:w="2880"/>
+          </w:tcPr>
+          <w:p>
+            <w:r>
+              <w:rPr>
+                <w:sz w:val="19"/>
+              </w:rPr>
+              <w:t>Same-active functional-cosmetic notification; &lt;3% formulation deltas</w:t>
+            </w:r>
+          </w:p>
+        </w:tc>
+      </w:tr>
+      <w:tr>
+        <w:tc>
+          <w:tcPr>
+            <w:tcW w:type="dxa" w:w="2880"/>
+          </w:tcPr>
+          <w:p>
+            <w:r>
+              <w:rPr>
+                <w:sz w:val="19"/>
+              </w:rPr>
+              <w:t>IM / injectable peptide</w:t>
+            </w:r>
+          </w:p>
+        </w:tc>
+        <w:tc>
+          <w:tcPr>
+            <w:tcW w:type="dxa" w:w="2880"/>
+          </w:tcPr>
+          <w:p>
+            <w:r>
+              <w:rPr>
+                <w:b/>
+                <w:sz w:val="19"/>
+              </w:rPr>
+              <w:t>Drug / biologic</w:t>
+            </w:r>
+            <w:r>
+              <w:rPr>
+                <w:sz w:val="19"/>
+              </w:rPr>
+              <w:t xml:space="preserve"> (separate, slower)</w:t>
+            </w:r>
+          </w:p>
+        </w:tc>
+        <w:tc>
+          <w:tcPr>
+            <w:tcW w:type="dxa" w:w="2880"/>
+          </w:tcPr>
+          <w:p>
+            <w:r>
+              <w:rPr>
+                <w:sz w:val="19"/>
+              </w:rPr>
+              <w:t>Full pathway — must not gate launch</w:t>
+            </w:r>
+          </w:p>
+        </w:tc>
+      </w:tr>
+    </w:tbl>
+    <w:p>
+      <w:pPr>
+        <w:spacing w:after="40"/>
+      </w:pPr>
+    </w:p>
+    <w:p>
+      <w:pPr>
+        <w:spacing w:after="120"/>
+      </w:pPr>
+      <w:r>
+        <w:rPr>
+          <w:b/>
+          <w:sz w:val="21"/>
+        </w:rPr>
+        <w:t>Implication:</w:t>
+      </w:r>
+      <w:r>
+        <w:rPr>
+          <w:sz w:val="21"/>
+        </w:rPr>
+        <w:t xml:space="preserve"> present the SKU factory as a </w:t>
+      </w:r>
+      <w:r>
+        <w:rPr>
+          <w:b/>
+          <w:sz w:val="21"/>
+        </w:rPr>
+        <w:t>cosmetic/quasi-drug + device</w:t>
+      </w:r>
+      <w:r>
+        <w:rPr>
+          <w:sz w:val="21"/>
+        </w:rPr>
+        <w:t xml:space="preserve"> portfolio, not "20 medical devices." Keep </w:t>
+      </w:r>
+      <w:r>
+        <w:rPr>
+          <w:b/>
+          <w:sz w:val="21"/>
+        </w:rPr>
+        <w:t>claim discipline</w:t>
+      </w:r>
+      <w:r>
+        <w:rPr>
+          <w:sz w:val="21"/>
+        </w:rPr>
+        <w:t xml:space="preserve"> — Korea </w:t>
+      </w:r>
+      <w:r>
+        <w:rPr>
+          <w:b/>
+          <w:sz w:val="21"/>
+        </w:rPr>
+        <w:t>bans "exosome" in cosmetic advertising (Jan 2025)</w:t>
+      </w:r>
+      <w:r>
+        <w:rPr>
+          <w:sz w:val="21"/>
+        </w:rPr>
+        <w:t xml:space="preserve">; market on function; lean on </w:t>
+      </w:r>
+      <w:r>
+        <w:rPr>
+          <w:b/>
+          <w:sz w:val="21"/>
+        </w:rPr>
+        <w:t>non-human (salmon/synthetic) origin</w:t>
+      </w:r>
+      <w:r>
+        <w:rPr>
+          <w:sz w:val="21"/>
+        </w:rPr>
+        <w:t xml:space="preserve"> to ease classification and sidestep EU/US human-exosome bans.</w:t>
+      </w:r>
+    </w:p>
+    <w:p>
+      <w:pPr>
+        <w:pStyle w:val="Heading2"/>
+      </w:pPr>
+      <w:r>
+        <w:t>4. The "double-edged" doctor economics — making it compliant</w:t>
+      </w:r>
+    </w:p>
+    <w:p>
+      <w:pPr>
+        <w:spacing w:after="120"/>
+      </w:pPr>
+      <w:r>
+        <w:rPr>
+          <w:sz w:val="21"/>
+        </w:rPr>
+        <w:t xml:space="preserve">Paying the KOL who drives peer adoption is powerful </w:t>
+      </w:r>
+      <w:r>
+        <w:rPr>
+          <w:b/>
+          <w:sz w:val="21"/>
+        </w:rPr>
+        <w:t>and</w:t>
+      </w:r>
+      <w:r>
+        <w:rPr>
+          <w:sz w:val="21"/>
+        </w:rPr>
+        <w:t xml:space="preserve"> is exactly what anti-kickback regimes target. The defensible structure (US OIG practice + </w:t>
+      </w:r>
+      <w:r>
+        <w:rPr>
+          <w:b/>
+          <w:sz w:val="21"/>
+        </w:rPr>
+        <w:t>Korea's anti-rebate / K-Sunshine</w:t>
+      </w:r>
+      <w:r>
+        <w:rPr>
+          <w:sz w:val="21"/>
+        </w:rPr>
+        <w:t xml:space="preserve"> rules):</w:t>
+      </w:r>
+    </w:p>
+    <w:p>
+      <w:pPr>
+        <w:pStyle w:val="ListBullet"/>
+        <w:spacing w:after="60"/>
+      </w:pPr>
+      <w:r>
+        <w:rPr>
+          <w:b/>
+          <w:sz w:val="21"/>
+        </w:rPr>
+        <w:t>Genuine inventorship</w:t>
+      </w:r>
+      <w:r>
+        <w:rPr>
+          <w:sz w:val="21"/>
+        </w:rPr>
+        <w:t xml:space="preserve"> — the physician must materially contribute to a patent claim; mis-naming inventors voids the IP and the royalty.</w:t>
+      </w:r>
+    </w:p>
+    <w:p>
+      <w:pPr>
+        <w:pStyle w:val="ListBullet"/>
+        <w:spacing w:after="60"/>
+      </w:pPr>
+      <w:r>
+        <w:rPr>
+          <w:b/>
+          <w:sz w:val="21"/>
+        </w:rPr>
+        <w:t>Fair market value</w:t>
+      </w:r>
+      <w:r>
+        <w:rPr>
+          <w:sz w:val="21"/>
+        </w:rPr>
+        <w:t xml:space="preserve"> — royalty set to the IP's value, supported by an FMV opinion.</w:t>
+      </w:r>
+    </w:p>
+    <w:p>
+      <w:pPr>
+        <w:pStyle w:val="ListBullet"/>
+        <w:spacing w:after="60"/>
+      </w:pPr>
+      <w:r>
+        <w:rPr>
+          <w:b/>
+          <w:sz w:val="21"/>
+        </w:rPr>
+        <w:t>Decoupled from usage</w:t>
+      </w:r>
+      <w:r>
+        <w:rPr>
+          <w:sz w:val="21"/>
+        </w:rPr>
+        <w:t xml:space="preserve"> — payments must </w:t>
+      </w:r>
+      <w:r>
+        <w:rPr>
+          <w:b/>
+          <w:sz w:val="21"/>
+        </w:rPr>
+        <w:t>not</w:t>
+      </w:r>
+      <w:r>
+        <w:rPr>
+          <w:sz w:val="21"/>
+        </w:rPr>
+        <w:t xml:space="preserve"> correlate with the inventor's own purchasing or prescribing volume of the product.</w:t>
+      </w:r>
+    </w:p>
+    <w:p>
+      <w:pPr>
+        <w:pStyle w:val="ListBullet"/>
+        <w:spacing w:after="60"/>
+      </w:pPr>
+      <w:r>
+        <w:rPr>
+          <w:b/>
+          <w:sz w:val="21"/>
+        </w:rPr>
+        <w:t>Documented &amp; disclosed</w:t>
+      </w:r>
+      <w:r>
+        <w:rPr>
+          <w:sz w:val="21"/>
+        </w:rPr>
+        <w:t xml:space="preserve"> — written co-development/IP agreements, transparency filings.</w:t>
+      </w:r>
+    </w:p>
+    <w:p>
+      <w:pPr>
+        <w:spacing w:after="120"/>
+      </w:pPr>
+      <w:r>
+        <w:rPr>
+          <w:sz w:val="21"/>
+        </w:rPr>
+        <w:t xml:space="preserve">Framed this way, Engine 3 is an </w:t>
+      </w:r>
+      <w:r>
+        <w:rPr>
+          <w:b/>
+          <w:sz w:val="21"/>
+        </w:rPr>
+        <w:t>FMV co-invention royalty</w:t>
+      </w:r>
+      <w:r>
+        <w:rPr>
+          <w:sz w:val="21"/>
+        </w:rPr>
+        <w:t xml:space="preserve">, not a usage rebate — a growth flywheel that survives diligence. Framed loosely, it is a liability. Synapep builds it </w:t>
+      </w:r>
+      <w:r>
+        <w:rPr>
+          <w:b/>
+          <w:sz w:val="21"/>
+        </w:rPr>
+        <w:t>compliance-first</w:t>
+      </w:r>
+      <w:r>
+        <w:rPr>
+          <w:sz w:val="21"/>
+        </w:rPr>
+        <w:t>.</w:t>
+      </w:r>
+    </w:p>
+    <w:p>
+      <w:pPr>
+        <w:pStyle w:val="Heading2"/>
+      </w:pPr>
+      <w:r>
+        <w:t>5. How the three engines map to the landscape</w:t>
+      </w:r>
+    </w:p>
+    <w:tbl>
+      <w:tblPr>
+        <w:tblStyle w:val="LightGrid-Accent1"/>
+        <w:tblW w:type="auto" w:w="0"/>
+        <w:jc w:val="center"/>
+        <w:tblLayout w:type="autofit"/>
+        <w:tblLook w:firstColumn="1" w:firstRow="1" w:lastColumn="0" w:lastRow="0" w:noHBand="0" w:noVBand="1" w:val="04A0"/>
+      </w:tblPr>
+      <w:tblGrid>
+        <w:gridCol w:w="2880"/>
+        <w:gridCol w:w="2880"/>
+        <w:gridCol w:w="2880"/>
+      </w:tblGrid>
+      <w:tr>
+        <w:tc>
+          <w:tcPr>
+            <w:tcW w:type="dxa" w:w="2880"/>
+          </w:tcPr>
+          <w:p>
+            <w:r>
+              <w:rPr>
+                <w:b/>
+                <w:sz w:val="19"/>
+              </w:rPr>
+              <w:t>Engine</w:t>
+            </w:r>
+          </w:p>
+        </w:tc>
+        <w:tc>
+          <w:tcPr>
+            <w:tcW w:type="dxa" w:w="2880"/>
+          </w:tcPr>
+          <w:p>
+            <w:r>
+              <w:rPr>
+                <w:b/>
+                <w:sz w:val="19"/>
+              </w:rPr>
+              <w:t>Grounded in</w:t>
+            </w:r>
+          </w:p>
+        </w:tc>
+        <w:tc>
+          <w:tcPr>
+            <w:tcW w:type="dxa" w:w="2880"/>
+          </w:tcPr>
+          <w:p>
+            <w:r>
+              <w:rPr>
+                <w:b/>
+                <w:sz w:val="19"/>
+              </w:rPr>
+              <w:t>Honest caveat</w:t>
+            </w:r>
+          </w:p>
+        </w:tc>
+      </w:tr>
+      <w:tr>
+        <w:tc>
+          <w:tcPr>
+            <w:tcW w:type="dxa" w:w="2880"/>
+          </w:tcPr>
+          <w:p>
+            <w:r>
+              <w:rPr>
+                <w:sz w:val="19"/>
+              </w:rPr>
+              <w:t>1 · KOL co-development lab</w:t>
+            </w:r>
+          </w:p>
+        </w:tc>
+        <w:tc>
+          <w:tcPr>
+            <w:tcW w:type="dxa" w:w="2880"/>
+          </w:tcPr>
+          <w:p>
+            <w:r>
+              <w:rPr>
+                <w:sz w:val="19"/>
+              </w:rPr>
+              <w:t>Korea's world-class, competitive physician base; designer-exosome/peptide platforms</w:t>
+            </w:r>
+          </w:p>
+        </w:tc>
+        <w:tc>
+          <w:tcPr>
+            <w:tcW w:type="dxa" w:w="2880"/>
+          </w:tcPr>
+          <w:p>
+            <w:r>
+              <w:rPr>
+                <w:sz w:val="19"/>
+              </w:rPr>
+              <w:t>Needs documented co-development pipeline + IP hygiene</w:t>
+            </w:r>
+          </w:p>
+        </w:tc>
+      </w:tr>
+      <w:tr>
+        <w:tc>
+          <w:tcPr>
+            <w:tcW w:type="dxa" w:w="2880"/>
+          </w:tcPr>
+          <w:p>
+            <w:r>
+              <w:rPr>
+                <w:sz w:val="19"/>
+              </w:rPr>
+              <w:t>2 · Modification engine</w:t>
+            </w:r>
+          </w:p>
+        </w:tc>
+        <w:tc>
+          <w:tcPr>
+            <w:tcW w:type="dxa" w:w="2880"/>
+          </w:tcPr>
+          <w:p>
+            <w:r>
+              <w:rPr>
+                <w:sz w:val="19"/>
+              </w:rPr>
+              <w:t>Negative-list device reform; same-active functional-cosmetic notifications</w:t>
+            </w:r>
+          </w:p>
+        </w:tc>
+        <w:tc>
+          <w:tcPr>
+            <w:tcW w:type="dxa" w:w="2880"/>
+          </w:tcPr>
+          <w:p>
+            <w:r>
+              <w:rPr>
+                <w:b/>
+                <w:sz w:val="19"/>
+              </w:rPr>
+              <w:t>&lt;3% / 3-mo / &lt;$30K / 20-SKU</w:t>
+            </w:r>
+            <w:r>
+              <w:rPr>
+                <w:sz w:val="19"/>
+              </w:rPr>
+              <w:t xml:space="preserve"> are </w:t>
+            </w:r>
+            <w:r>
+              <w:rPr>
+                <w:b/>
+                <w:sz w:val="19"/>
+              </w:rPr>
+              <w:t>company assumptions — verify</w:t>
+            </w:r>
+            <w:r>
+              <w:rPr>
+                <w:sz w:val="19"/>
+              </w:rPr>
+              <w:t>; mind cosmetic-vs-device routes</w:t>
+            </w:r>
+          </w:p>
+        </w:tc>
+      </w:tr>
+      <w:tr>
+        <w:tc>
+          <w:tcPr>
+            <w:tcW w:type="dxa" w:w="2880"/>
+          </w:tcPr>
+          <w:p>
+            <w:r>
+              <w:rPr>
+                <w:sz w:val="19"/>
+              </w:rPr>
+              <w:t>3 · Benefit-shared KOL flywheel</w:t>
+            </w:r>
+          </w:p>
+        </w:tc>
+        <w:tc>
+          <w:tcPr>
+            <w:tcW w:type="dxa" w:w="2880"/>
+          </w:tcPr>
+          <w:p>
+            <w:r>
+              <w:rPr>
+                <w:sz w:val="19"/>
+              </w:rPr>
+              <w:t>Physician-inventor royalty practice</w:t>
+            </w:r>
+          </w:p>
+        </w:tc>
+        <w:tc>
+          <w:tcPr>
+            <w:tcW w:type="dxa" w:w="2880"/>
+          </w:tcPr>
+          <w:p>
+            <w:r>
+              <w:rPr>
+                <w:sz w:val="19"/>
+              </w:rPr>
+              <w:t>Must be FMV + decoupled from usage + K-Sunshine compliant</w:t>
+            </w:r>
+          </w:p>
+        </w:tc>
+      </w:tr>
+      <w:tr>
+        <w:tc>
+          <w:tcPr>
+            <w:tcW w:type="dxa" w:w="2880"/>
+          </w:tcPr>
+          <w:p>
+            <w:r>
+              <w:rPr>
+                <w:sz w:val="19"/>
+              </w:rPr>
+              <w:t>(Co-equal) AI/data moat</w:t>
+            </w:r>
+          </w:p>
+        </w:tc>
+        <w:tc>
+          <w:tcPr>
+            <w:tcW w:type="dxa" w:w="2880"/>
+          </w:tcPr>
+          <w:p>
+            <w:r>
+              <w:rPr>
+                <w:sz w:val="19"/>
+              </w:rPr>
+              <w:t>CodeLife.AI + compounding outcomes data</w:t>
+            </w:r>
+          </w:p>
+        </w:tc>
+        <w:tc>
+          <w:tcPr>
+            <w:tcW w:type="dxa" w:w="2880"/>
+          </w:tcPr>
+          <w:p>
+            <w:r>
+              <w:rPr>
+                <w:sz w:val="19"/>
+              </w:rPr>
+              <w:t>Needs head-to-head efficacy evidence; "own large model" is a direction</w:t>
+            </w:r>
+          </w:p>
+        </w:tc>
+      </w:tr>
+    </w:tbl>
+    <w:p>
+      <w:pPr>
+        <w:spacing w:after="40"/>
+      </w:pPr>
+    </w:p>
+    <w:p>
+      <w:pPr>
+        <w:pStyle w:val="Heading2"/>
+      </w:pPr>
+      <w:r>
+        <w:t>6. Capital-efficiency headline</w:t>
+      </w:r>
+    </w:p>
+    <w:p>
+      <w:pPr>
+        <w:spacing w:after="120"/>
+      </w:pPr>
+      <w:r>
+        <w:rPr>
+          <w:sz w:val="21"/>
+        </w:rPr>
+        <w:t xml:space="preserve">~20 SKUs × &lt;$30K ≈ </w:t>
+      </w:r>
+      <w:r>
+        <w:rPr>
+          <w:b/>
+          <w:sz w:val="21"/>
+        </w:rPr>
+        <w:t>&lt;$600K</w:t>
+      </w:r>
+      <w:r>
+        <w:rPr>
+          <w:sz w:val="21"/>
+        </w:rPr>
+        <w:t xml:space="preserve"> total regulatory development for an entire doctor-originated catalog — a very capital-efficient portfolio engine that feeds the multi-market revenue model (</w:t>
+      </w:r>
+      <w:r>
+        <w:rPr>
+          <w:rFonts w:ascii="Consolas" w:hAnsi="Consolas"/>
+          <w:color w:val="803A00"/>
+          <w:sz w:val="21"/>
+        </w:rPr>
+        <w:t>multimarket-model.md</w:t>
+      </w:r>
+      <w:r>
+        <w:rPr>
+          <w:sz w:val="21"/>
+        </w:rPr>
+        <w:t>) and the export cascade (</w:t>
+      </w:r>
+      <w:r>
+        <w:rPr>
+          <w:rFonts w:ascii="Consolas" w:hAnsi="Consolas"/>
+          <w:color w:val="803A00"/>
+          <w:sz w:val="21"/>
+        </w:rPr>
+        <w:t>export-strategy.md</w:t>
+      </w:r>
+      <w:r>
+        <w:rPr>
+          <w:sz w:val="21"/>
+        </w:rPr>
+        <w:t>).</w:t>
+      </w:r>
+    </w:p>
+    <w:p>
+      <w:pPr>
+        <w:spacing w:after="120"/>
+      </w:pPr>
+      <w:r>
+        <w:rPr>
+          <w:sz w:val="21"/>
+        </w:rPr>
+        <w:t>*Sources: MFDS negative-list change reform (Arqon; Pacific Bridge); functional-cosmetic / quasi-drug notification (MFDS; ChemLinked; CIRS); exosome cosmetic ad ban + classification reality (CIRS; StyleStory); ExoCoBio / Brexogen / INNO-EXOMA and designer-exosome literature (BioSpace/PRNewswire; PMC; SynBioBeta); physician-inventor royalty &amp; anti-kickback (OIG advisory practice; Lexology; Gardner Skelton); Korea anti-rebate / K-Sunshine (ICLG; Lexology Korea).*</w:t>
+      </w:r>
+    </w:p>
+    <w:p>
+      <w:r>
+        <w:br w:type="page"/>
+      </w:r>
+    </w:p>
+    <w:p>
+      <w:pPr>
+        <w:spacing w:after="40"/>
+        <w:jc w:val="center"/>
+      </w:pPr>
+      <w:r>
+        <w:rPr>
+          <w:b/>
+          <w:color w:val="2E86C1"/>
+          <w:sz w:val="24"/>
+        </w:rPr>
+        <w:t>PART 3</w:t>
       </w:r>
     </w:p>
     <w:p>
@@ -6878,6 +8931,143 @@
         <w:pStyle w:val="Heading2"/>
       </w:pPr>
       <w:r>
+        <w:t>5c. SKU-portfolio engine (capital efficiency)</w:t>
+      </w:r>
+    </w:p>
+    <w:p>
+      <w:pPr>
+        <w:spacing w:after="120"/>
+      </w:pPr>
+      <w:r>
+        <w:rPr>
+          <w:sz w:val="21"/>
+        </w:rPr>
+        <w:t xml:space="preserve">Revenue above is driven by the </w:t>
+      </w:r>
+      <w:r>
+        <w:rPr>
+          <w:b/>
+          <w:sz w:val="21"/>
+        </w:rPr>
+        <w:t>clinic ramp</w:t>
+      </w:r>
+      <w:r>
+        <w:rPr>
+          <w:sz w:val="21"/>
+        </w:rPr>
+        <w:t xml:space="preserve">; the </w:t>
+      </w:r>
+      <w:r>
+        <w:rPr>
+          <w:b/>
+          <w:sz w:val="21"/>
+        </w:rPr>
+        <w:t>product side</w:t>
+      </w:r>
+      <w:r>
+        <w:rPr>
+          <w:sz w:val="21"/>
+        </w:rPr>
+        <w:t xml:space="preserve"> is a doctor-originated </w:t>
+      </w:r>
+      <w:r>
+        <w:rPr>
+          <w:b/>
+          <w:sz w:val="21"/>
+        </w:rPr>
+        <w:t>SKU portfolio</w:t>
+      </w:r>
+      <w:r>
+        <w:rPr>
+          <w:sz w:val="21"/>
+        </w:rPr>
+        <w:t xml:space="preserve"> built by the regulatory </w:t>
+      </w:r>
+      <w:r>
+        <w:rPr>
+          <w:b/>
+          <w:sz w:val="21"/>
+        </w:rPr>
+        <w:t>modification engine</w:t>
+      </w:r>
+      <w:r>
+        <w:rPr>
+          <w:sz w:val="21"/>
+        </w:rPr>
+        <w:t xml:space="preserve"> (see </w:t>
+      </w:r>
+      <w:r>
+        <w:rPr>
+          <w:rFonts w:ascii="Consolas" w:hAnsi="Consolas"/>
+          <w:color w:val="803A00"/>
+          <w:sz w:val="21"/>
+        </w:rPr>
+        <w:t>model-clarification.md</w:t>
+      </w:r>
+      <w:r>
+        <w:rPr>
+          <w:sz w:val="21"/>
+        </w:rPr>
+        <w:t xml:space="preserve">). Company working assumptions: </w:t>
+      </w:r>
+      <w:r>
+        <w:rPr>
+          <w:b/>
+          <w:sz w:val="21"/>
+        </w:rPr>
+        <w:t>&lt;3% formulation change, ~3-month cycle, &lt;$30K per SKU</w:t>
+      </w:r>
+      <w:r>
+        <w:rPr>
+          <w:sz w:val="21"/>
+        </w:rPr>
+        <w:t xml:space="preserve">, </w:t>
+      </w:r>
+      <w:r>
+        <w:rPr>
+          <w:b/>
+          <w:sz w:val="21"/>
+        </w:rPr>
+        <w:t>~20 SKUs in ~6 months</w:t>
+      </w:r>
+      <w:r>
+        <w:rPr>
+          <w:sz w:val="21"/>
+        </w:rPr>
+        <w:t xml:space="preserve"> → </w:t>
+      </w:r>
+      <w:r>
+        <w:rPr>
+          <w:b/>
+          <w:sz w:val="21"/>
+        </w:rPr>
+        <w:t>&lt;$600K</w:t>
+      </w:r>
+      <w:r>
+        <w:rPr>
+          <w:sz w:val="21"/>
+        </w:rPr>
+        <w:t xml:space="preserve"> total regulatory development for the whole catalog. This sits </w:t>
+      </w:r>
+      <w:r>
+        <w:rPr>
+          <w:b/>
+          <w:sz w:val="21"/>
+        </w:rPr>
+        <w:t>inside</w:t>
+      </w:r>
+      <w:r>
+        <w:rPr>
+          <w:sz w:val="21"/>
+        </w:rPr>
+        <w:t xml:space="preserve"> the R&amp;D/regulatory OpEx lines (not additional), and makes the portfolio unusually capital-efficient: many doctor-personalised SKUs from one master spec + one applicator device family, each a minor modification rather than a new approval. *(Assumptions to be validated; cosmetic/quasi-drug vs device routes differ.)*</w:t>
+      </w:r>
+    </w:p>
+    <w:p>
+      <w:pPr>
+        <w:pStyle w:val="Heading2"/>
+      </w:pPr>
+      <w:r>
         <w:t>6. Open assumptions to confirm</w:t>
       </w:r>
     </w:p>
@@ -6999,7 +9189,7 @@
           <w:color w:val="2E86C1"/>
           <w:sz w:val="24"/>
         </w:rPr>
-        <w:t>PART 3</w:t>
+        <w:t>PART 4</w:t>
       </w:r>
     </w:p>
     <w:p>
@@ -9634,7 +11824,7 @@
           <w:color w:val="2E86C1"/>
           <w:sz w:val="24"/>
         </w:rPr>
-        <w:t>PART 4</w:t>
+        <w:t>PART 5</w:t>
       </w:r>
     </w:p>
     <w:p>
@@ -10841,7 +13031,7 @@
           <w:color w:val="2E86C1"/>
           <w:sz w:val="24"/>
         </w:rPr>
-        <w:t>PART 5</w:t>
+        <w:t>PART 6</w:t>
       </w:r>
     </w:p>
     <w:p>
@@ -11088,6 +13278,77 @@
           <w:sz w:val="21"/>
         </w:rPr>
         <w:t xml:space="preserve"> Korea banned the word "exosome" in cosmetic ads (Jan 2025); the US FDA has issued 12 warning letters and approved none. Market everywhere on function/observed benefit, not unsubstantiated medical claims.</w:t>
+      </w:r>
+    </w:p>
+    <w:p>
+      <w:pPr>
+        <w:spacing w:after="120"/>
+      </w:pPr>
+      <w:r>
+        <w:rPr>
+          <w:b/>
+          <w:sz w:val="21"/>
+        </w:rPr>
+        <w:t>What's exported is a portfolio, not a single SKU.</w:t>
+      </w:r>
+      <w:r>
+        <w:rPr>
+          <w:sz w:val="21"/>
+        </w:rPr>
+        <w:t xml:space="preserve"> The Korean </w:t>
+      </w:r>
+      <w:r>
+        <w:rPr>
+          <w:b/>
+          <w:sz w:val="21"/>
+        </w:rPr>
+        <w:t>modification engine</w:t>
+      </w:r>
+      <w:r>
+        <w:rPr>
+          <w:sz w:val="21"/>
+        </w:rPr>
+        <w:t xml:space="preserve"> (see </w:t>
+      </w:r>
+      <w:r>
+        <w:rPr>
+          <w:rFonts w:ascii="Consolas" w:hAnsi="Consolas"/>
+          <w:color w:val="803A00"/>
+          <w:sz w:val="21"/>
+        </w:rPr>
+        <w:t>model-clarification.md</w:t>
+      </w:r>
+      <w:r>
+        <w:rPr>
+          <w:sz w:val="21"/>
+        </w:rPr>
+        <w:t xml:space="preserve">) produces a catalog of </w:t>
+      </w:r>
+      <w:r>
+        <w:rPr>
+          <w:b/>
+          <w:sz w:val="21"/>
+        </w:rPr>
+        <w:t>doctor-originated SKUs</w:t>
+      </w:r>
+      <w:r>
+        <w:rPr>
+          <w:sz w:val="21"/>
+        </w:rPr>
+        <w:t xml:space="preserve"> (applicator device + functional-cosmetic/quasi-drug kits). The reliance cascade below applies to that </w:t>
+      </w:r>
+      <w:r>
+        <w:rPr>
+          <w:b/>
+          <w:sz w:val="21"/>
+        </w:rPr>
+        <w:t>portfolio</w:t>
+      </w:r>
+      <w:r>
+        <w:rPr>
+          <w:sz w:val="21"/>
+        </w:rPr>
+        <w:t xml:space="preserve"> — each market takes the SKUs whose claims/classification fit, on the same Korean master dossiers.</w:t>
       </w:r>
     </w:p>
     <w:p>
@@ -12528,7 +14789,7 @@
           <w:color w:val="2E86C1"/>
           <w:sz w:val="24"/>
         </w:rPr>
-        <w:t>PART 6</w:t>
+        <w:t>PART 7</w:t>
       </w:r>
     </w:p>
     <w:p>
@@ -12995,7 +15256,7 @@
               <w:rPr>
                 <w:sz w:val="19"/>
               </w:rPr>
-              <w:t>Strong segmentation (topical/device fast-path vs IM/drug) is a green-leaning strength; exosome scrutiny + SaMD exposure pull it to amber.</w:t>
+              <w:t>Strong segmentation (device applicator vs functional-cosmetic/quasi-drug kits vs IM/drug) + a real "modification engine" (negative-list reform); exosome scrutiny + SaMD pull to amber.</w:t>
             </w:r>
           </w:p>
         </w:tc>
@@ -13008,7 +15269,20 @@
               <w:rPr>
                 <w:sz w:val="19"/>
               </w:rPr>
-              <w:t>Classification memo (Korea/HK): does the device path survive the personalisation envelope, and how are exosome claims controlled?</w:t>
+              <w:t xml:space="preserve">Verify the </w:t>
+            </w:r>
+            <w:r>
+              <w:rPr>
+                <w:b/>
+                <w:sz w:val="19"/>
+              </w:rPr>
+              <w:t>modification-engine assumptions</w:t>
+            </w:r>
+            <w:r>
+              <w:rPr>
+                <w:sz w:val="19"/>
+              </w:rPr>
+              <w:t xml:space="preserve"> (&lt;3% / ~3-mo / &lt;$30K / ~20 SKUs) and which SKUs are cosmetic/quasi-drug vs device — classification memo.</w:t>
             </w:r>
           </w:p>
         </w:tc>
@@ -13411,6 +15685,99 @@
                 <w:sz w:val="19"/>
               </w:rPr>
               <w:t>Per-market: is the kit a cosmetic, device, or drug — and does salmon/synthetic origin clear the EU/cosmetic bans?</w:t>
+            </w:r>
+          </w:p>
+        </w:tc>
+      </w:tr>
+      <w:tr>
+        <w:tc>
+          <w:tcPr>
+            <w:tcW w:type="dxa" w:w="1728"/>
+          </w:tcPr>
+          <w:p>
+            <w:r>
+              <w:rPr>
+                <w:sz w:val="19"/>
+              </w:rPr>
+              <w:t>11</w:t>
+            </w:r>
+          </w:p>
+        </w:tc>
+        <w:tc>
+          <w:tcPr>
+            <w:tcW w:type="dxa" w:w="1728"/>
+          </w:tcPr>
+          <w:p>
+            <w:r>
+              <w:rPr>
+                <w:sz w:val="19"/>
+              </w:rPr>
+              <w:t>Physician benefit-sharing ("double-edged")</w:t>
+            </w:r>
+          </w:p>
+        </w:tc>
+        <w:tc>
+          <w:tcPr>
+            <w:tcW w:type="dxa" w:w="1728"/>
+          </w:tcPr>
+          <w:p>
+            <w:r>
+              <w:rPr>
+                <w:sz w:val="19"/>
+              </w:rPr>
+              <w:t>🟠</w:t>
+            </w:r>
+          </w:p>
+        </w:tc>
+        <w:tc>
+          <w:tcPr>
+            <w:tcW w:type="dxa" w:w="1728"/>
+          </w:tcPr>
+          <w:p>
+            <w:r>
+              <w:rPr>
+                <w:sz w:val="19"/>
+              </w:rPr>
+              <w:t xml:space="preserve">KOL co-development + benefit-sharing is the growth flywheel </w:t>
+            </w:r>
+            <w:r>
+              <w:rPr>
+                <w:b/>
+                <w:sz w:val="19"/>
+              </w:rPr>
+              <w:t>and</w:t>
+            </w:r>
+            <w:r>
+              <w:rPr>
+                <w:sz w:val="19"/>
+              </w:rPr>
+              <w:t xml:space="preserve"> the structure anti-kickback / K-Sunshine rules scrutinise.</w:t>
+            </w:r>
+          </w:p>
+        </w:tc>
+        <w:tc>
+          <w:tcPr>
+            <w:tcW w:type="dxa" w:w="1728"/>
+          </w:tcPr>
+          <w:p>
+            <w:r>
+              <w:rPr>
+                <w:sz w:val="19"/>
+              </w:rPr>
+              <w:t xml:space="preserve">Is benefit-sharing an </w:t>
+            </w:r>
+            <w:r>
+              <w:rPr>
+                <w:b/>
+                <w:sz w:val="19"/>
+              </w:rPr>
+              <w:t>FMV royalty for genuine IP co-invention, decoupled from the inventor's usage</w:t>
+            </w:r>
+            <w:r>
+              <w:rPr>
+                <w:sz w:val="19"/>
+              </w:rPr>
+              <w:t>, with documented inventorship + disclosure?</w:t>
             </w:r>
           </w:p>
         </w:tc>
@@ -13598,7 +15965,7 @@
           <w:color w:val="2E86C1"/>
           <w:sz w:val="24"/>
         </w:rPr>
-        <w:t>PART 7</w:t>
+        <w:t>PART 8</w:t>
       </w:r>
     </w:p>
     <w:p>
@@ -14411,6 +16778,64 @@
     </w:p>
     <w:p>
       <w:pPr>
+        <w:pStyle w:val="ListNumber"/>
+        <w:spacing w:after="60"/>
+      </w:pPr>
+      <w:r>
+        <w:rPr>
+          <w:b/>
+          <w:sz w:val="21"/>
+        </w:rPr>
+        <w:t>Physician co-development &amp; compliance</w:t>
+      </w:r>
+      <w:r>
+        <w:rPr>
+          <w:sz w:val="21"/>
+        </w:rPr>
+        <w:t xml:space="preserve"> — a written </w:t>
+      </w:r>
+      <w:r>
+        <w:rPr>
+          <w:b/>
+          <w:sz w:val="21"/>
+        </w:rPr>
+        <w:t>physician co-development / IP-royalty framework</w:t>
+      </w:r>
+      <w:r>
+        <w:rPr>
+          <w:sz w:val="21"/>
+        </w:rPr>
+        <w:t xml:space="preserve"> structured as </w:t>
+      </w:r>
+      <w:r>
+        <w:rPr>
+          <w:b/>
+          <w:sz w:val="21"/>
+        </w:rPr>
+        <w:t>FMV royalty for genuine IP co-invention, decoupled from the inventor's own usage</w:t>
+      </w:r>
+      <w:r>
+        <w:rPr>
+          <w:sz w:val="21"/>
+        </w:rPr>
+        <w:t xml:space="preserve">, with a </w:t>
+      </w:r>
+      <w:r>
+        <w:rPr>
+          <w:b/>
+          <w:sz w:val="21"/>
+        </w:rPr>
+        <w:t>K-Sunshine / anti-rebate compliance</w:t>
+      </w:r>
+      <w:r>
+        <w:rPr>
+          <w:sz w:val="21"/>
+        </w:rPr>
+        <w:t xml:space="preserve"> opinion.</w:t>
+      </w:r>
+    </w:p>
+    <w:p>
+      <w:pPr>
         <w:pStyle w:val="Heading2"/>
       </w:pPr>
       <w:r>
@@ -14562,26 +16987,39 @@
           <w:b/>
           <w:sz w:val="21"/>
         </w:rPr>
-        <w:t>classification memo</w:t>
-      </w:r>
-      <w:r>
-        <w:rPr>
-          <w:sz w:val="21"/>
-        </w:rPr>
-        <w:t xml:space="preserve"> (Korea + first export market) confirming the topical/microneedling </w:t>
+        <w:t>classification + modification-engine memo</w:t>
+      </w:r>
+      <w:r>
+        <w:rPr>
+          <w:sz w:val="21"/>
+        </w:rPr>
+        <w:t xml:space="preserve"> (Korea + first export market) confirming the device path and the </w:t>
       </w:r>
       <w:r>
         <w:rPr>
           <w:b/>
           <w:sz w:val="21"/>
         </w:rPr>
-        <w:t>device path holds for the personalisation envelope</w:t>
-      </w:r>
-      <w:r>
-        <w:rPr>
-          <w:sz w:val="21"/>
-        </w:rPr>
-        <w:t>, with the IM/injectable line on a separate pathway.</w:t>
+        <w:t>functional-cosmetic/quasi-drug</w:t>
+      </w:r>
+      <w:r>
+        <w:rPr>
+          <w:sz w:val="21"/>
+        </w:rPr>
+        <w:t xml:space="preserve"> route for the kits, validating the </w:t>
+      </w:r>
+      <w:r>
+        <w:rPr>
+          <w:b/>
+          <w:sz w:val="21"/>
+        </w:rPr>
+        <w:t>&lt;3% / ~3-month / &lt;$30K per SKU</w:t>
+      </w:r>
+      <w:r>
+        <w:rPr>
+          <w:sz w:val="21"/>
+        </w:rPr>
+        <w:t xml:space="preserve"> modification assumptions, with the IM/injectable line on a separate pathway.</w:t>
       </w:r>
     </w:p>
     <w:p>

--- a/synexo/Synapep_Master_Dossier.docx
+++ b/synexo/Synapep_Master_Dossier.docx
@@ -600,6 +600,51 @@
           <w:sz w:val="21"/>
         </w:rPr>
         <w:t>, sellable across KFDA-recognising Asian markets.</w:t>
+      </w:r>
+    </w:p>
+    <w:p>
+      <w:pPr>
+        <w:pStyle w:val="ListBullet"/>
+        <w:spacing w:after="60"/>
+      </w:pPr>
+      <w:r>
+        <w:rPr>
+          <w:b/>
+          <w:sz w:val="21"/>
+        </w:rPr>
+        <w:t>Cold-chain-free distribution:</w:t>
+      </w:r>
+      <w:r>
+        <w:rPr>
+          <w:sz w:val="21"/>
+        </w:rPr>
+        <w:t xml:space="preserve"> proprietary </w:t>
+      </w:r>
+      <w:r>
+        <w:rPr>
+          <w:b/>
+          <w:sz w:val="21"/>
+        </w:rPr>
+        <w:t>stabilisation</w:t>
+      </w:r>
+      <w:r>
+        <w:rPr>
+          <w:sz w:val="21"/>
+        </w:rPr>
+        <w:t xml:space="preserve"> technology delivers an </w:t>
+      </w:r>
+      <w:r>
+        <w:rPr>
+          <w:b/>
+          <w:sz w:val="21"/>
+        </w:rPr>
+        <w:t>ambient-/2–8 °C-stable (lyophilised) format</w:t>
+      </w:r>
+      <w:r>
+        <w:rPr>
+          <w:sz w:val="21"/>
+        </w:rPr>
+        <w:t>, removing the −80 °C cold-chain dependency — a real advantage for clinic delivery and cross-border export (most exosome products need cold chain).</w:t>
       </w:r>
     </w:p>
     <w:p>
@@ -1343,7 +1388,20 @@
               <w:rPr>
                 <w:sz w:val="19"/>
               </w:rPr>
-              <w:t>Synthetic recombinant exosome (salmon-derived) carrying growth-factor/peptide cargo; ~20B particles/mL, 30–150 nm, &gt;95% purity; 12-month stability at −80 °C.</w:t>
+              <w:t xml:space="preserve">Synthetic recombinant exosome (salmon-derived) carrying growth-factor/peptide cargo; ~20B particles/mL, 30–150 nm, &gt;95% purity. </w:t>
+            </w:r>
+            <w:r>
+              <w:rPr>
+                <w:b/>
+                <w:sz w:val="19"/>
+              </w:rPr>
+              <w:t>Proprietary stabilisation (lyophilised) delivers an ambient-/2–8 °C-stable clinic format — no −80 °C cold chain required</w:t>
+            </w:r>
+            <w:r>
+              <w:rPr>
+                <w:sz w:val="19"/>
+              </w:rPr>
+              <w:t xml:space="preserve"> (bulk may be held cold; the delivered product is stabilised).</w:t>
             </w:r>
           </w:p>
         </w:tc>
@@ -2258,7 +2316,7 @@
               <w:rPr>
                 <w:sz w:val="19"/>
               </w:rPr>
-              <w:t>Device-family registration (Korea), CodeLife + AI-QA tooling, −80 °C cold-chain &amp; fill-finish qualification, hire core + AI team</w:t>
+              <w:t>Device-family registration (Korea), CodeLife + AI-QA tooling, stabilisation/lyophilisation &amp; fill-finish qualification (ambient/2–8 °C — cold-chain-free), hire core + AI team</w:t>
             </w:r>
           </w:p>
         </w:tc>
@@ -4306,13 +4364,13 @@
                 <w:b/>
                 <w:sz w:val="19"/>
               </w:rPr>
-              <w:t>Cold chain &amp; COGS are asserted, not built.</w:t>
-            </w:r>
-            <w:r>
-              <w:rPr>
-                <w:sz w:val="19"/>
-              </w:rPr>
-              <w:t xml:space="preserve"> −80 °C / 12-mo stability is unshippable to typical clinics; COGS is top-down (20%×EXW + $4.50) with no BOM and no cold-chain line.</w:t>
+              <w:t>Cold chain — resolved; substantiate it.</w:t>
+            </w:r>
+            <w:r>
+              <w:rPr>
+                <w:sz w:val="19"/>
+              </w:rPr>
+              <w:t xml:space="preserve"> Proprietary stabilisation delivers an ambient-/2–8 °C clinic format, removing the −80 °C dependency (a distribution/export advantage, not a blocker).</w:t>
             </w:r>
           </w:p>
         </w:tc>
@@ -4323,29 +4381,70 @@
           <w:p>
             <w:r>
               <w:rPr>
+                <w:sz w:val="19"/>
+              </w:rPr>
+              <w:t xml:space="preserve">Provide the </w:t>
+            </w:r>
+            <w:r>
+              <w:rPr>
                 <w:b/>
                 <w:sz w:val="19"/>
               </w:rPr>
-              <w:t>Resolve stability to 2–8 °C / ambient</w:t>
-            </w:r>
-            <w:r>
-              <w:rPr>
-                <w:sz w:val="19"/>
-              </w:rPr>
-              <w:t xml:space="preserve"> (or cost the cold chain explicitly) and publish a </w:t>
-            </w:r>
+              <w:t>stability/shelf-life dossier</w:t>
+            </w:r>
+            <w:r>
+              <w:rPr>
+                <w:sz w:val="19"/>
+              </w:rPr>
+              <w:t xml:space="preserve"> confirming the ambient-/2–8 °C format and batch reproducibility.</w:t>
+            </w:r>
+          </w:p>
+        </w:tc>
+      </w:tr>
+      <w:tr>
+        <w:tc>
+          <w:tcPr>
+            <w:tcW w:type="dxa" w:w="4320"/>
+          </w:tcPr>
+          <w:p>
             <w:r>
               <w:rPr>
                 <w:b/>
                 <w:sz w:val="19"/>
               </w:rPr>
+              <w:t>COGS needs a bottom-up BOM.</w:t>
+            </w:r>
+            <w:r>
+              <w:rPr>
+                <w:sz w:val="19"/>
+              </w:rPr>
+              <w:t xml:space="preserve"> COGS is top-down (20%×EXW + $4.50).</w:t>
+            </w:r>
+          </w:p>
+        </w:tc>
+        <w:tc>
+          <w:tcPr>
+            <w:tcW w:type="dxa" w:w="4320"/>
+          </w:tcPr>
+          <w:p>
+            <w:r>
+              <w:rPr>
+                <w:sz w:val="19"/>
+              </w:rPr>
+              <w:t xml:space="preserve">Publish a </w:t>
+            </w:r>
+            <w:r>
+              <w:rPr>
+                <w:b/>
+                <w:sz w:val="19"/>
+              </w:rPr>
               <w:t>bottom-up BOM</w:t>
             </w:r>
             <w:r>
               <w:rPr>
                 <w:sz w:val="19"/>
               </w:rPr>
-              <w:t xml:space="preserve"> incl. per-batch QC-release cost. Treat early-year margins as lower until scale.</w:t>
+              <w:t xml:space="preserve"> incl. per-batch QC-release cost; treat early-year margins as lower until scale.</w:t>
             </w:r>
           </w:p>
         </w:tc>
@@ -4943,13 +5042,13 @@
           <w:b/>
           <w:sz w:val="21"/>
         </w:rPr>
-        <w:t>Cold-chain caveat:</w:t>
-      </w:r>
-      <w:r>
-        <w:rPr>
-          <w:sz w:val="21"/>
-        </w:rPr>
-        <w:t xml:space="preserve"> −80 °C cross-border logistics is even harder than domestic — solve stability (see §12) before Wave 1. Effect: the clinic ramp is a </w:t>
+        <w:t>Cold-chain-free advantage:</w:t>
+      </w:r>
+      <w:r>
+        <w:rPr>
+          <w:sz w:val="21"/>
+        </w:rPr>
+        <w:t xml:space="preserve"> stabilisation removes the −80 °C dependency, so cross-border distribution is far easier than for typical exosome products. Effect: the clinic ramp is a </w:t>
       </w:r>
       <w:r>
         <w:rPr>
@@ -9170,7 +9269,20 @@
         <w:rPr>
           <w:sz w:val="21"/>
         </w:rPr>
-        <w:t xml:space="preserve"> ($4.50/kit) and that cold-chain/fill-finish sit inside the COGS formula.</w:t>
+        <w:t xml:space="preserve"> ($4.50/kit) and that stabilisation/fill-finish sit inside the COGS formula (the product is </w:t>
+      </w:r>
+      <w:r>
+        <w:rPr>
+          <w:b/>
+          <w:sz w:val="21"/>
+        </w:rPr>
+        <w:t>cold-chain-free</w:t>
+      </w:r>
+      <w:r>
+        <w:rPr>
+          <w:sz w:val="21"/>
+        </w:rPr>
+        <w:t xml:space="preserve"> — ambient/2–8 °C — so there is no −80 °C logistics cost line).</w:t>
       </w:r>
     </w:p>
     <w:p>
@@ -11805,7 +11917,20 @@
         <w:rPr>
           <w:sz w:val="21"/>
         </w:rPr>
-        <w:t>, business-plan §9); cold-chain/stability must be solved on the single product spec before Wave 1.</w:t>
+        <w:t xml:space="preserve">, business-plan §9). Distribution is </w:t>
+      </w:r>
+      <w:r>
+        <w:rPr>
+          <w:b/>
+          <w:sz w:val="21"/>
+        </w:rPr>
+        <w:t>cold-chain-free</w:t>
+      </w:r>
+      <w:r>
+        <w:rPr>
+          <w:sz w:val="21"/>
+        </w:rPr>
+        <w:t xml:space="preserve"> (ambient/2–8 °C stabilised format) — substantiate with the shelf-life dossier.</w:t>
       </w:r>
     </w:p>
     <w:p>
@@ -14547,26 +14672,13 @@
           <w:b/>
           <w:sz w:val="21"/>
         </w:rPr>
-        <w:t>Cold-chain caveat:</w:t>
-      </w:r>
-      <w:r>
-        <w:rPr>
-          <w:sz w:val="21"/>
-        </w:rPr>
-        <w:t xml:space="preserve"> −80 °C international distribution is even harder than domestic — this </w:t>
-      </w:r>
-      <w:r>
-        <w:rPr>
-          <w:b/>
-          <w:sz w:val="21"/>
-        </w:rPr>
-        <w:t>reinforces the reformulation-to-2–8 °C action item</w:t>
-      </w:r>
-      <w:r>
-        <w:rPr>
-          <w:sz w:val="21"/>
-        </w:rPr>
-        <w:t xml:space="preserve"> (see business plan §12). Solve stability before Wave 1.</w:t>
+        <w:t>Cold-chain-free advantage:</w:t>
+      </w:r>
+      <w:r>
+        <w:rPr>
+          <w:sz w:val="21"/>
+        </w:rPr>
+        <w:t xml:space="preserve"> proprietary stabilisation delivers an ambient-/2–8 °C format, so cross-border distribution is far simpler and cheaper than for typical exosome products that require −80 °C logistics — a structural export edge.</w:t>
       </w:r>
     </w:p>
     <w:p>
@@ -14753,13 +14865,13 @@
           <w:b/>
           <w:sz w:val="21"/>
         </w:rPr>
-        <w:t>Cold chain across borders</w:t>
-      </w:r>
-      <w:r>
-        <w:rPr>
-          <w:sz w:val="21"/>
-        </w:rPr>
-        <w:t xml:space="preserve"> — unresolved −80 °C logistics would cap export feasibility.</w:t>
+        <w:t>Stability substantiation</w:t>
+      </w:r>
+      <w:r>
+        <w:rPr>
+          <w:sz w:val="21"/>
+        </w:rPr>
+        <w:t xml:space="preserve"> — provide the shelf-life dossier confirming the cold-chain-free (ambient/2–8 °C) format; the −80 °C logistics constraint does not apply.</w:t>
       </w:r>
     </w:p>
     <w:p>
@@ -15150,7 +15262,7 @@
               <w:rPr>
                 <w:sz w:val="19"/>
               </w:rPr>
-              <w:t>Manufacturing &amp; cold chain</w:t>
+              <w:t>Manufacturing &amp; supply chain</w:t>
             </w:r>
           </w:p>
         </w:tc>
@@ -15163,7 +15275,7 @@
               <w:rPr>
                 <w:sz w:val="19"/>
               </w:rPr>
-              <w:t>🔴</w:t>
+              <w:t>🟡</w:t>
             </w:r>
           </w:p>
         </w:tc>
@@ -15174,22 +15286,16 @@
           <w:p>
             <w:r>
               <w:rPr>
-                <w:sz w:val="19"/>
-              </w:rPr>
-              <w:t xml:space="preserve">COGS is top-down (20%×EXW + $4.50), no BOM; </w:t>
-            </w:r>
-            <w:r>
-              <w:rPr>
                 <w:b/>
                 <w:sz w:val="19"/>
               </w:rPr>
-              <w:t>−80 °C, 12-mo</w:t>
-            </w:r>
-            <w:r>
-              <w:rPr>
-                <w:sz w:val="19"/>
-              </w:rPr>
-              <w:t xml:space="preserve"> stability is unshippable to typical clinics; cold-chain cost absent from P&amp;L.</w:t>
+              <w:t>Stabilisation tech removes the −80 °C cold-chain dependency</w:t>
+            </w:r>
+            <w:r>
+              <w:rPr>
+                <w:sz w:val="19"/>
+              </w:rPr>
+              <w:t xml:space="preserve"> (ambient-/2–8 °C clinic format — a distribution/export advantage); the open item is COGS, still top-down (20%×EXW + $4.50) with no BOM.</w:t>
             </w:r>
           </w:p>
         </w:tc>
@@ -15202,7 +15308,33 @@
               <w:rPr>
                 <w:sz w:val="19"/>
               </w:rPr>
-              <w:t>Reformulate to 2–8 °C or show the cold-chain cost line + BOM + per-batch QC release cost.</w:t>
+              <w:t xml:space="preserve">Provide the </w:t>
+            </w:r>
+            <w:r>
+              <w:rPr>
+                <w:b/>
+                <w:sz w:val="19"/>
+              </w:rPr>
+              <w:t>stability/shelf-life dossier</w:t>
+            </w:r>
+            <w:r>
+              <w:rPr>
+                <w:sz w:val="19"/>
+              </w:rPr>
+              <w:t xml:space="preserve"> (ambient/2–8 °C) + a bottom-up </w:t>
+            </w:r>
+            <w:r>
+              <w:rPr>
+                <w:b/>
+                <w:sz w:val="19"/>
+              </w:rPr>
+              <w:t>BOM</w:t>
+            </w:r>
+            <w:r>
+              <w:rPr>
+                <w:sz w:val="19"/>
+              </w:rPr>
+              <w:t xml:space="preserve"> with per-batch QC-release cost.</w:t>
             </w:r>
           </w:p>
         </w:tc>
@@ -15403,7 +15535,7 @@
               <w:rPr>
                 <w:sz w:val="19"/>
               </w:rPr>
-              <w:t>Ramp (0→150 clinics yr 1) is aggressive — plan itself calls 150 "upside"; early-year margins likely overstated (QC/cold-chain fixed costs).</w:t>
+              <w:t>Ramp (0→150 clinics yr 1) is aggressive — plan itself calls 150 "upside"; early-year margins likely overstated (QC fixed costs).</w:t>
             </w:r>
           </w:p>
         </w:tc>
@@ -15811,13 +15943,26 @@
         <w:rPr>
           <w:sz w:val="21"/>
         </w:rPr>
-        <w:t xml:space="preserve"> The narrative is fundable and unusually disciplined (claim-language control, regulatory segmentation, validation-pack thinking). But the incremental value rests on </w:t>
+        <w:t xml:space="preserve"> The narrative is fundable and unusually disciplined (claim-language control, regulatory segmentation, cold-chain-free distribution, validation-pack thinking). </w:t>
       </w:r>
       <w:r>
         <w:rPr>
           <w:b/>
           <w:sz w:val="21"/>
         </w:rPr>
+        <w:t>No red flags</w:t>
+      </w:r>
+      <w:r>
+        <w:rPr>
+          <w:sz w:val="21"/>
+        </w:rPr>
+        <w:t xml:space="preserve"> once two packs land; the incremental value still rests on </w:t>
+      </w:r>
+      <w:r>
+        <w:rPr>
+          <w:b/>
+          <w:sz w:val="21"/>
+        </w:rPr>
         <w:t>unverified commercial claims</w:t>
       </w:r>
       <w:r>
@@ -15831,13 +15976,13 @@
           <w:b/>
           <w:sz w:val="21"/>
         </w:rPr>
-        <w:t>cold chain, COGS BOM, formulation/personalisation, exosome regulatory status</w:t>
-      </w:r>
-      <w:r>
-        <w:rPr>
-          <w:sz w:val="21"/>
-        </w:rPr>
-        <w:t xml:space="preserve"> — are the least evidenced.</w:t>
+        <w:t>COGS BOM, formulation/personalisation, exosome regulatory status, physician-royalty compliance</w:t>
+      </w:r>
+      <w:r>
+        <w:rPr>
+          <w:sz w:val="21"/>
+        </w:rPr>
+        <w:t>.</w:t>
       </w:r>
     </w:p>
     <w:p>
@@ -15920,33 +16065,33 @@
         <w:rPr>
           <w:sz w:val="21"/>
         </w:rPr>
-        <w:t xml:space="preserve"> resolve </w:t>
+        <w:t xml:space="preserve"> produce the </w:t>
       </w:r>
       <w:r>
         <w:rPr>
           <w:b/>
           <w:sz w:val="21"/>
         </w:rPr>
-        <w:t>cold chain + COGS BOM (item 3)</w:t>
-      </w:r>
-      <w:r>
-        <w:rPr>
-          <w:sz w:val="21"/>
-        </w:rPr>
-        <w:t xml:space="preserve"> and produce the </w:t>
+        <w:t>validation pack</w:t>
+      </w:r>
+      <w:r>
+        <w:rPr>
+          <w:sz w:val="21"/>
+        </w:rPr>
+        <w:t xml:space="preserve"> (items 1, 2, 8) plus the </w:t>
       </w:r>
       <w:r>
         <w:rPr>
           <w:b/>
           <w:sz w:val="21"/>
         </w:rPr>
-        <w:t>validation pack</w:t>
-      </w:r>
-      <w:r>
-        <w:rPr>
-          <w:sz w:val="21"/>
-        </w:rPr>
-        <w:t xml:space="preserve"> (items 1, 2, 8). Do that and amber→green across the board.</w:t>
+        <w:t>stability dossier + COGS BOM</w:t>
+      </w:r>
+      <w:r>
+        <w:rPr>
+          <w:sz w:val="21"/>
+        </w:rPr>
+        <w:t xml:space="preserve"> (item 3). Do that and amber→green across the board.</w:t>
       </w:r>
     </w:p>
     <w:p>
@@ -16852,26 +16997,39 @@
           <w:b/>
           <w:sz w:val="21"/>
         </w:rPr>
-        <w:t>Cold chain + COGS</w:t>
-      </w:r>
-      <w:r>
-        <w:rPr>
-          <w:sz w:val="21"/>
-        </w:rPr>
-        <w:t xml:space="preserve"> — a validated stability/storage spec </w:t>
+        <w:t>Stability dossier + COGS</w:t>
+      </w:r>
+      <w:r>
+        <w:rPr>
+          <w:sz w:val="21"/>
+        </w:rPr>
+        <w:t xml:space="preserve"> — the </w:t>
       </w:r>
       <w:r>
         <w:rPr>
           <w:b/>
           <w:sz w:val="21"/>
         </w:rPr>
-        <w:t>viable at clinic level</w:t>
-      </w:r>
-      <w:r>
-        <w:rPr>
-          <w:sz w:val="21"/>
-        </w:rPr>
-        <w:t xml:space="preserve"> (target 2–8 °C or ambient; if −80 °C retained, a costed cold-chain plan) </w:t>
+        <w:t>stability/shelf-life dossier</w:t>
+      </w:r>
+      <w:r>
+        <w:rPr>
+          <w:sz w:val="21"/>
+        </w:rPr>
+        <w:t xml:space="preserve"> confirming the </w:t>
+      </w:r>
+      <w:r>
+        <w:rPr>
+          <w:b/>
+          <w:sz w:val="21"/>
+        </w:rPr>
+        <w:t>cold-chain-free (ambient/2–8 °C, lyophilised) clinic format</w:t>
+      </w:r>
+      <w:r>
+        <w:rPr>
+          <w:sz w:val="21"/>
+        </w:rPr>
+        <w:t xml:space="preserve"> and batch reproducibility, </w:t>
       </w:r>
       <w:r>
         <w:rPr>
@@ -17152,13 +17310,13 @@
                 <w:b/>
                 <w:sz w:val="19"/>
               </w:rPr>
-              <w:t>Cold-chain/stability resolution</w:t>
-            </w:r>
-            <w:r>
-              <w:rPr>
-                <w:sz w:val="19"/>
-              </w:rPr>
-              <w:t>, COGS BOM, QA/release validation, initial inventory</w:t>
+              <w:t>Stabilisation/stability validation</w:t>
+            </w:r>
+            <w:r>
+              <w:rPr>
+                <w:sz w:val="19"/>
+              </w:rPr>
+              <w:t xml:space="preserve"> (cold-chain-free format), COGS BOM, QA/release validation, initial inventory</w:t>
             </w:r>
           </w:p>
         </w:tc>
